--- a/3_course/zvit_lab3.docx
+++ b/3_course/zvit_lab3.docx
@@ -67,8 +67,18 @@
           <w:sz w:val="28"/>
           <w:szCs w:val="28"/>
         </w:rPr>
-        <w:t>Факультет комп’ютерних наук та технологiй</w:t>
-      </w:r>
+        <w:t xml:space="preserve">Факультет комп’ютерних наук та </w:t>
+      </w:r>
+      <w:proofErr w:type="spellStart"/>
+      <w:r>
+        <w:rPr>
+          <w:rFonts w:ascii="Times New Roman" w:hAnsi="Times New Roman" w:cs="Times New Roman"/>
+          <w:sz w:val="28"/>
+          <w:szCs w:val="28"/>
+        </w:rPr>
+        <w:t>технологiй</w:t>
+      </w:r>
+      <w:proofErr w:type="spellEnd"/>
     </w:p>
     <w:p>
       <w:pPr>
@@ -250,13 +260,23 @@
           <w:szCs w:val="28"/>
         </w:rPr>
       </w:pPr>
-      <w:r>
-        <w:rPr>
-          <w:rFonts w:ascii="Times New Roman" w:hAnsi="Times New Roman" w:cs="Times New Roman"/>
-          <w:sz w:val="28"/>
-          <w:szCs w:val="28"/>
-        </w:rPr>
-        <w:t>Шапран Олег</w:t>
+      <w:proofErr w:type="spellStart"/>
+      <w:r>
+        <w:rPr>
+          <w:rFonts w:ascii="Times New Roman" w:hAnsi="Times New Roman" w:cs="Times New Roman"/>
+          <w:sz w:val="28"/>
+          <w:szCs w:val="28"/>
+        </w:rPr>
+        <w:t>Шапран</w:t>
+      </w:r>
+      <w:proofErr w:type="spellEnd"/>
+      <w:r>
+        <w:rPr>
+          <w:rFonts w:ascii="Times New Roman" w:hAnsi="Times New Roman" w:cs="Times New Roman"/>
+          <w:sz w:val="28"/>
+          <w:szCs w:val="28"/>
+        </w:rPr>
+        <w:t xml:space="preserve"> Олег</w:t>
       </w:r>
     </w:p>
     <w:p>
@@ -1368,7 +1388,43 @@
           <w:sz w:val="28"/>
           <w:szCs w:val="28"/>
         </w:rPr>
-        <w:t>Обчислити коефіцієнти Спірмена і Кендалла та перевірити їх значущість.</w:t>
+        <w:t xml:space="preserve">Обчислити коефіцієнти </w:t>
+      </w:r>
+      <w:proofErr w:type="spellStart"/>
+      <w:r>
+        <w:rPr>
+          <w:rFonts w:ascii="Times New Roman" w:hAnsi="Times New Roman" w:cs="Times New Roman"/>
+          <w:sz w:val="28"/>
+          <w:szCs w:val="28"/>
+        </w:rPr>
+        <w:t>Спірмена</w:t>
+      </w:r>
+      <w:proofErr w:type="spellEnd"/>
+      <w:r>
+        <w:rPr>
+          <w:rFonts w:ascii="Times New Roman" w:hAnsi="Times New Roman" w:cs="Times New Roman"/>
+          <w:sz w:val="28"/>
+          <w:szCs w:val="28"/>
+        </w:rPr>
+        <w:t xml:space="preserve"> і </w:t>
+      </w:r>
+      <w:proofErr w:type="spellStart"/>
+      <w:r>
+        <w:rPr>
+          <w:rFonts w:ascii="Times New Roman" w:hAnsi="Times New Roman" w:cs="Times New Roman"/>
+          <w:sz w:val="28"/>
+          <w:szCs w:val="28"/>
+        </w:rPr>
+        <w:t>Кендалла</w:t>
+      </w:r>
+      <w:proofErr w:type="spellEnd"/>
+      <w:r>
+        <w:rPr>
+          <w:rFonts w:ascii="Times New Roman" w:hAnsi="Times New Roman" w:cs="Times New Roman"/>
+          <w:sz w:val="28"/>
+          <w:szCs w:val="28"/>
+        </w:rPr>
+        <w:t xml:space="preserve"> та перевірити їх значущість.</w:t>
       </w:r>
     </w:p>
     <w:p>
@@ -1429,7 +1485,25 @@
           <w:sz w:val="28"/>
           <w:szCs w:val="28"/>
         </w:rPr>
-        <w:t>Яким чином визначають оцінку рангового коефіцієнта кореляції Спірмена?</w:t>
+        <w:t xml:space="preserve">Яким чином визначають оцінку рангового коефіцієнта кореляції </w:t>
+      </w:r>
+      <w:proofErr w:type="spellStart"/>
+      <w:r>
+        <w:rPr>
+          <w:rFonts w:ascii="Times New Roman" w:hAnsi="Times New Roman" w:cs="Times New Roman"/>
+          <w:sz w:val="28"/>
+          <w:szCs w:val="28"/>
+        </w:rPr>
+        <w:t>Спірмена</w:t>
+      </w:r>
+      <w:proofErr w:type="spellEnd"/>
+      <w:r>
+        <w:rPr>
+          <w:rFonts w:ascii="Times New Roman" w:hAnsi="Times New Roman" w:cs="Times New Roman"/>
+          <w:sz w:val="28"/>
+          <w:szCs w:val="28"/>
+        </w:rPr>
+        <w:t>?</w:t>
       </w:r>
     </w:p>
     <w:p>
@@ -1451,7 +1525,25 @@
           <w:sz w:val="28"/>
           <w:szCs w:val="28"/>
         </w:rPr>
-        <w:t>Як визначають оцінку рангового коефіцієнта кореляції Спірмена у випадку зв’язаних рангів? У який спосіб перевіряють його значущість?</w:t>
+        <w:t xml:space="preserve">Як визначають оцінку рангового коефіцієнта кореляції </w:t>
+      </w:r>
+      <w:proofErr w:type="spellStart"/>
+      <w:r>
+        <w:rPr>
+          <w:rFonts w:ascii="Times New Roman" w:hAnsi="Times New Roman" w:cs="Times New Roman"/>
+          <w:sz w:val="28"/>
+          <w:szCs w:val="28"/>
+        </w:rPr>
+        <w:t>Спірмена</w:t>
+      </w:r>
+      <w:proofErr w:type="spellEnd"/>
+      <w:r>
+        <w:rPr>
+          <w:rFonts w:ascii="Times New Roman" w:hAnsi="Times New Roman" w:cs="Times New Roman"/>
+          <w:sz w:val="28"/>
+          <w:szCs w:val="28"/>
+        </w:rPr>
+        <w:t xml:space="preserve"> у випадку зв’язаних рангів? У який спосіб перевіряють його значущість?</w:t>
       </w:r>
     </w:p>
     <w:p>
@@ -1473,7 +1565,43 @@
           <w:sz w:val="28"/>
           <w:szCs w:val="28"/>
         </w:rPr>
-        <w:t>Яким співвідношенням зв’язані рангові коефіцієнти Спірмена та Кендалла?</w:t>
+        <w:t xml:space="preserve">Яким співвідношенням зв’язані рангові коефіцієнти </w:t>
+      </w:r>
+      <w:proofErr w:type="spellStart"/>
+      <w:r>
+        <w:rPr>
+          <w:rFonts w:ascii="Times New Roman" w:hAnsi="Times New Roman" w:cs="Times New Roman"/>
+          <w:sz w:val="28"/>
+          <w:szCs w:val="28"/>
+        </w:rPr>
+        <w:t>Спірмена</w:t>
+      </w:r>
+      <w:proofErr w:type="spellEnd"/>
+      <w:r>
+        <w:rPr>
+          <w:rFonts w:ascii="Times New Roman" w:hAnsi="Times New Roman" w:cs="Times New Roman"/>
+          <w:sz w:val="28"/>
+          <w:szCs w:val="28"/>
+        </w:rPr>
+        <w:t xml:space="preserve"> та </w:t>
+      </w:r>
+      <w:proofErr w:type="spellStart"/>
+      <w:r>
+        <w:rPr>
+          <w:rFonts w:ascii="Times New Roman" w:hAnsi="Times New Roman" w:cs="Times New Roman"/>
+          <w:sz w:val="28"/>
+          <w:szCs w:val="28"/>
+        </w:rPr>
+        <w:t>Кендалла</w:t>
+      </w:r>
+      <w:proofErr w:type="spellEnd"/>
+      <w:r>
+        <w:rPr>
+          <w:rFonts w:ascii="Times New Roman" w:hAnsi="Times New Roman" w:cs="Times New Roman"/>
+          <w:sz w:val="28"/>
+          <w:szCs w:val="28"/>
+        </w:rPr>
+        <w:t>?</w:t>
       </w:r>
     </w:p>
     <w:p>
@@ -1495,7 +1623,25 @@
           <w:sz w:val="28"/>
           <w:szCs w:val="28"/>
         </w:rPr>
-        <w:t>Інтервальне оцінювання коефіцієнта Кендалла.</w:t>
+        <w:t xml:space="preserve">Інтервальне оцінювання коефіцієнта </w:t>
+      </w:r>
+      <w:proofErr w:type="spellStart"/>
+      <w:r>
+        <w:rPr>
+          <w:rFonts w:ascii="Times New Roman" w:hAnsi="Times New Roman" w:cs="Times New Roman"/>
+          <w:sz w:val="28"/>
+          <w:szCs w:val="28"/>
+        </w:rPr>
+        <w:t>Кендалла</w:t>
+      </w:r>
+      <w:proofErr w:type="spellEnd"/>
+      <w:r>
+        <w:rPr>
+          <w:rFonts w:ascii="Times New Roman" w:hAnsi="Times New Roman" w:cs="Times New Roman"/>
+          <w:sz w:val="28"/>
+          <w:szCs w:val="28"/>
+        </w:rPr>
+        <w:t>.</w:t>
       </w:r>
       <w:r>
         <w:rPr>
@@ -1549,14 +1695,65 @@
         </w:rPr>
         <w:t xml:space="preserve">1. </w:t>
       </w:r>
-      <w:r>
-        <w:rPr>
-          <w:rFonts w:ascii="Times New Roman" w:hAnsi="Times New Roman" w:cs="Times New Roman"/>
-          <w:sz w:val="28"/>
-          <w:szCs w:val="28"/>
-          <w:lang w:val="en-US"/>
-        </w:rPr>
-        <w:t>Коефіцієнт кореляційного відношення η(Y|X)</w:t>
+      <w:proofErr w:type="spellStart"/>
+      <w:r>
+        <w:rPr>
+          <w:rFonts w:ascii="Times New Roman" w:hAnsi="Times New Roman" w:cs="Times New Roman"/>
+          <w:sz w:val="28"/>
+          <w:szCs w:val="28"/>
+          <w:lang w:val="en-US"/>
+        </w:rPr>
+        <w:t>Коефіцієнт</w:t>
+      </w:r>
+      <w:proofErr w:type="spellEnd"/>
+      <w:r>
+        <w:rPr>
+          <w:rFonts w:ascii="Times New Roman" w:hAnsi="Times New Roman" w:cs="Times New Roman"/>
+          <w:sz w:val="28"/>
+          <w:szCs w:val="28"/>
+          <w:lang w:val="en-US"/>
+        </w:rPr>
+        <w:t xml:space="preserve"> </w:t>
+      </w:r>
+      <w:proofErr w:type="spellStart"/>
+      <w:r>
+        <w:rPr>
+          <w:rFonts w:ascii="Times New Roman" w:hAnsi="Times New Roman" w:cs="Times New Roman"/>
+          <w:sz w:val="28"/>
+          <w:szCs w:val="28"/>
+          <w:lang w:val="en-US"/>
+        </w:rPr>
+        <w:t>кореляційного</w:t>
+      </w:r>
+      <w:proofErr w:type="spellEnd"/>
+      <w:r>
+        <w:rPr>
+          <w:rFonts w:ascii="Times New Roman" w:hAnsi="Times New Roman" w:cs="Times New Roman"/>
+          <w:sz w:val="28"/>
+          <w:szCs w:val="28"/>
+          <w:lang w:val="en-US"/>
+        </w:rPr>
+        <w:t xml:space="preserve"> </w:t>
+      </w:r>
+      <w:proofErr w:type="spellStart"/>
+      <w:r>
+        <w:rPr>
+          <w:rFonts w:ascii="Times New Roman" w:hAnsi="Times New Roman" w:cs="Times New Roman"/>
+          <w:sz w:val="28"/>
+          <w:szCs w:val="28"/>
+          <w:lang w:val="en-US"/>
+        </w:rPr>
+        <w:t>відношення</w:t>
+      </w:r>
+      <w:proofErr w:type="spellEnd"/>
+      <w:r>
+        <w:rPr>
+          <w:rFonts w:ascii="Times New Roman" w:hAnsi="Times New Roman" w:cs="Times New Roman"/>
+          <w:sz w:val="28"/>
+          <w:szCs w:val="28"/>
+          <w:lang w:val="en-US"/>
+        </w:rPr>
+        <w:t xml:space="preserve"> η(Y|X)</w:t>
       </w:r>
     </w:p>
     <w:p>
@@ -1570,14 +1767,125 @@
           <w:lang w:val="en-US"/>
         </w:rPr>
       </w:pPr>
-      <w:r>
-        <w:rPr>
-          <w:rFonts w:ascii="Times New Roman" w:hAnsi="Times New Roman" w:cs="Times New Roman"/>
-          <w:sz w:val="28"/>
-          <w:szCs w:val="28"/>
-          <w:lang w:val="en-US"/>
-        </w:rPr>
-        <w:t>Вимірює силу нелінійної залежності між змінними.</w:t>
+      <w:proofErr w:type="spellStart"/>
+      <w:r>
+        <w:rPr>
+          <w:rFonts w:ascii="Times New Roman" w:hAnsi="Times New Roman" w:cs="Times New Roman"/>
+          <w:sz w:val="28"/>
+          <w:szCs w:val="28"/>
+          <w:lang w:val="en-US"/>
+        </w:rPr>
+        <w:t>Вимірює</w:t>
+      </w:r>
+      <w:proofErr w:type="spellEnd"/>
+      <w:r>
+        <w:rPr>
+          <w:rFonts w:ascii="Times New Roman" w:hAnsi="Times New Roman" w:cs="Times New Roman"/>
+          <w:sz w:val="28"/>
+          <w:szCs w:val="28"/>
+          <w:lang w:val="en-US"/>
+        </w:rPr>
+        <w:t xml:space="preserve"> </w:t>
+      </w:r>
+      <w:proofErr w:type="spellStart"/>
+      <w:r>
+        <w:rPr>
+          <w:rFonts w:ascii="Times New Roman" w:hAnsi="Times New Roman" w:cs="Times New Roman"/>
+          <w:sz w:val="28"/>
+          <w:szCs w:val="28"/>
+          <w:lang w:val="en-US"/>
+        </w:rPr>
+        <w:t>силу</w:t>
+      </w:r>
+      <w:proofErr w:type="spellEnd"/>
+      <w:r>
+        <w:rPr>
+          <w:rFonts w:ascii="Times New Roman" w:hAnsi="Times New Roman" w:cs="Times New Roman"/>
+          <w:sz w:val="28"/>
+          <w:szCs w:val="28"/>
+          <w:lang w:val="en-US"/>
+        </w:rPr>
+        <w:t xml:space="preserve"> </w:t>
+      </w:r>
+      <w:proofErr w:type="spellStart"/>
+      <w:r>
+        <w:rPr>
+          <w:rFonts w:ascii="Times New Roman" w:hAnsi="Times New Roman" w:cs="Times New Roman"/>
+          <w:sz w:val="28"/>
+          <w:szCs w:val="28"/>
+          <w:lang w:val="en-US"/>
+        </w:rPr>
+        <w:t>нелінійної</w:t>
+      </w:r>
+      <w:proofErr w:type="spellEnd"/>
+      <w:r>
+        <w:rPr>
+          <w:rFonts w:ascii="Times New Roman" w:hAnsi="Times New Roman" w:cs="Times New Roman"/>
+          <w:sz w:val="28"/>
+          <w:szCs w:val="28"/>
+          <w:lang w:val="en-US"/>
+        </w:rPr>
+        <w:t xml:space="preserve"> </w:t>
+      </w:r>
+      <w:proofErr w:type="spellStart"/>
+      <w:r>
+        <w:rPr>
+          <w:rFonts w:ascii="Times New Roman" w:hAnsi="Times New Roman" w:cs="Times New Roman"/>
+          <w:sz w:val="28"/>
+          <w:szCs w:val="28"/>
+          <w:lang w:val="en-US"/>
+        </w:rPr>
+        <w:t>залежності</w:t>
+      </w:r>
+      <w:proofErr w:type="spellEnd"/>
+      <w:r>
+        <w:rPr>
+          <w:rFonts w:ascii="Times New Roman" w:hAnsi="Times New Roman" w:cs="Times New Roman"/>
+          <w:sz w:val="28"/>
+          <w:szCs w:val="28"/>
+          <w:lang w:val="en-US"/>
+        </w:rPr>
+        <w:t xml:space="preserve"> </w:t>
+      </w:r>
+      <w:proofErr w:type="spellStart"/>
+      <w:r>
+        <w:rPr>
+          <w:rFonts w:ascii="Times New Roman" w:hAnsi="Times New Roman" w:cs="Times New Roman"/>
+          <w:sz w:val="28"/>
+          <w:szCs w:val="28"/>
+          <w:lang w:val="en-US"/>
+        </w:rPr>
+        <w:t>між</w:t>
+      </w:r>
+      <w:proofErr w:type="spellEnd"/>
+      <w:r>
+        <w:rPr>
+          <w:rFonts w:ascii="Times New Roman" w:hAnsi="Times New Roman" w:cs="Times New Roman"/>
+          <w:sz w:val="28"/>
+          <w:szCs w:val="28"/>
+          <w:lang w:val="en-US"/>
+        </w:rPr>
+        <w:t xml:space="preserve"> </w:t>
+      </w:r>
+      <w:proofErr w:type="spellStart"/>
+      <w:r>
+        <w:rPr>
+          <w:rFonts w:ascii="Times New Roman" w:hAnsi="Times New Roman" w:cs="Times New Roman"/>
+          <w:sz w:val="28"/>
+          <w:szCs w:val="28"/>
+          <w:lang w:val="en-US"/>
+        </w:rPr>
+        <w:t>змінними</w:t>
+      </w:r>
+      <w:proofErr w:type="spellEnd"/>
+      <w:r>
+        <w:rPr>
+          <w:rFonts w:ascii="Times New Roman" w:hAnsi="Times New Roman" w:cs="Times New Roman"/>
+          <w:sz w:val="28"/>
+          <w:szCs w:val="28"/>
+          <w:lang w:val="en-US"/>
+        </w:rPr>
+        <w:t>.</w:t>
       </w:r>
     </w:p>
     <w:p>
@@ -1600,10 +1908,10 @@
           <w:lang w:val="en-US"/>
         </w:rPr>
         <w:object w:dxaOrig="3340" w:dyaOrig="980" w14:anchorId="3487DB7A">
-          <v:shape id="_x0000_i1063" type="#_x0000_t75" style="width:165.6pt;height:50.4pt" o:ole="">
+          <v:shape id="_x0000_i1026" type="#_x0000_t75" style="width:165.9pt;height:50.7pt" o:ole="">
             <v:imagedata r:id="rId8" o:title=""/>
           </v:shape>
-          <o:OLEObject Type="Embed" ProgID="Equation.DSMT4" ShapeID="_x0000_i1063" DrawAspect="Content" ObjectID="_1824814589" r:id="rId9"/>
+          <o:OLEObject Type="Embed" ProgID="Equation.DSMT4" ShapeID="_x0000_i1026" DrawAspect="Content" ObjectID="_1824827109" r:id="rId9"/>
         </w:object>
       </w:r>
     </w:p>
@@ -1618,14 +1926,25 @@
           <w:lang w:val="en-US"/>
         </w:rPr>
       </w:pPr>
-      <w:r>
-        <w:rPr>
-          <w:rFonts w:ascii="Times New Roman" w:hAnsi="Times New Roman" w:cs="Times New Roman"/>
-          <w:sz w:val="28"/>
-          <w:szCs w:val="28"/>
-          <w:lang w:val="en-US"/>
-        </w:rPr>
-        <w:t>де:</w:t>
+      <w:proofErr w:type="spellStart"/>
+      <w:r>
+        <w:rPr>
+          <w:rFonts w:ascii="Times New Roman" w:hAnsi="Times New Roman" w:cs="Times New Roman"/>
+          <w:sz w:val="28"/>
+          <w:szCs w:val="28"/>
+          <w:lang w:val="en-US"/>
+        </w:rPr>
+        <w:t>де</w:t>
+      </w:r>
+      <w:proofErr w:type="spellEnd"/>
+      <w:r>
+        <w:rPr>
+          <w:rFonts w:ascii="Times New Roman" w:hAnsi="Times New Roman" w:cs="Times New Roman"/>
+          <w:sz w:val="28"/>
+          <w:szCs w:val="28"/>
+          <w:lang w:val="en-US"/>
+        </w:rPr>
+        <w:t>:</w:t>
       </w:r>
     </w:p>
     <w:p>
@@ -1653,10 +1972,10 @@
           <w:lang w:val="en-US"/>
         </w:rPr>
         <w:object w:dxaOrig="260" w:dyaOrig="499" w14:anchorId="092487CF">
-          <v:shape id="_x0000_i1076" type="#_x0000_t75" style="width:14.4pt;height:28.8pt" o:ole="">
+          <v:shape id="_x0000_i1027" type="#_x0000_t75" style="width:14.4pt;height:28.8pt" o:ole="">
             <v:imagedata r:id="rId10" o:title=""/>
           </v:shape>
-          <o:OLEObject Type="Embed" ProgID="Equation.DSMT4" ShapeID="_x0000_i1076" DrawAspect="Content" ObjectID="_1824814590" r:id="rId11"/>
+          <o:OLEObject Type="Embed" ProgID="Equation.DSMT4" ShapeID="_x0000_i1027" DrawAspect="Content" ObjectID="_1824827110" r:id="rId11"/>
         </w:object>
       </w:r>
       <w:r>
@@ -1666,7 +1985,107 @@
           <w:szCs w:val="28"/>
           <w:lang w:val="en-US"/>
         </w:rPr>
-        <w:t>— середнє в i-й групі (за рівнем X),</w:t>
+        <w:t xml:space="preserve">— </w:t>
+      </w:r>
+      <w:proofErr w:type="spellStart"/>
+      <w:r>
+        <w:rPr>
+          <w:rFonts w:ascii="Times New Roman" w:hAnsi="Times New Roman" w:cs="Times New Roman"/>
+          <w:sz w:val="28"/>
+          <w:szCs w:val="28"/>
+          <w:lang w:val="en-US"/>
+        </w:rPr>
+        <w:t>середнє</w:t>
+      </w:r>
+      <w:proofErr w:type="spellEnd"/>
+      <w:r>
+        <w:rPr>
+          <w:rFonts w:ascii="Times New Roman" w:hAnsi="Times New Roman" w:cs="Times New Roman"/>
+          <w:sz w:val="28"/>
+          <w:szCs w:val="28"/>
+          <w:lang w:val="en-US"/>
+        </w:rPr>
+        <w:t xml:space="preserve"> в </w:t>
+      </w:r>
+      <w:proofErr w:type="spellStart"/>
+      <w:r>
+        <w:rPr>
+          <w:rFonts w:ascii="Times New Roman" w:hAnsi="Times New Roman" w:cs="Times New Roman"/>
+          <w:sz w:val="28"/>
+          <w:szCs w:val="28"/>
+          <w:lang w:val="en-US"/>
+        </w:rPr>
+        <w:t>i</w:t>
+      </w:r>
+      <w:proofErr w:type="spellEnd"/>
+      <w:r>
+        <w:rPr>
+          <w:rFonts w:ascii="Times New Roman" w:hAnsi="Times New Roman" w:cs="Times New Roman"/>
+          <w:sz w:val="28"/>
+          <w:szCs w:val="28"/>
+          <w:lang w:val="en-US"/>
+        </w:rPr>
+        <w:t xml:space="preserve">-й </w:t>
+      </w:r>
+      <w:proofErr w:type="spellStart"/>
+      <w:r>
+        <w:rPr>
+          <w:rFonts w:ascii="Times New Roman" w:hAnsi="Times New Roman" w:cs="Times New Roman"/>
+          <w:sz w:val="28"/>
+          <w:szCs w:val="28"/>
+          <w:lang w:val="en-US"/>
+        </w:rPr>
+        <w:t>групі</w:t>
+      </w:r>
+      <w:proofErr w:type="spellEnd"/>
+      <w:r>
+        <w:rPr>
+          <w:rFonts w:ascii="Times New Roman" w:hAnsi="Times New Roman" w:cs="Times New Roman"/>
+          <w:sz w:val="28"/>
+          <w:szCs w:val="28"/>
+          <w:lang w:val="en-US"/>
+        </w:rPr>
+        <w:t xml:space="preserve"> (</w:t>
+      </w:r>
+      <w:proofErr w:type="spellStart"/>
+      <w:r>
+        <w:rPr>
+          <w:rFonts w:ascii="Times New Roman" w:hAnsi="Times New Roman" w:cs="Times New Roman"/>
+          <w:sz w:val="28"/>
+          <w:szCs w:val="28"/>
+          <w:lang w:val="en-US"/>
+        </w:rPr>
+        <w:t>за</w:t>
+      </w:r>
+      <w:proofErr w:type="spellEnd"/>
+      <w:r>
+        <w:rPr>
+          <w:rFonts w:ascii="Times New Roman" w:hAnsi="Times New Roman" w:cs="Times New Roman"/>
+          <w:sz w:val="28"/>
+          <w:szCs w:val="28"/>
+          <w:lang w:val="en-US"/>
+        </w:rPr>
+        <w:t xml:space="preserve"> </w:t>
+      </w:r>
+      <w:proofErr w:type="spellStart"/>
+      <w:r>
+        <w:rPr>
+          <w:rFonts w:ascii="Times New Roman" w:hAnsi="Times New Roman" w:cs="Times New Roman"/>
+          <w:sz w:val="28"/>
+          <w:szCs w:val="28"/>
+          <w:lang w:val="en-US"/>
+        </w:rPr>
+        <w:t>рівнем</w:t>
+      </w:r>
+      <w:proofErr w:type="spellEnd"/>
+      <w:r>
+        <w:rPr>
+          <w:rFonts w:ascii="Times New Roman" w:hAnsi="Times New Roman" w:cs="Times New Roman"/>
+          <w:sz w:val="28"/>
+          <w:szCs w:val="28"/>
+          <w:lang w:val="en-US"/>
+        </w:rPr>
+        <w:t xml:space="preserve"> X),</w:t>
       </w:r>
     </w:p>
     <w:p>
@@ -1694,10 +2113,10 @@
           <w:lang w:val="en-US"/>
         </w:rPr>
         <w:object w:dxaOrig="240" w:dyaOrig="360" w14:anchorId="79A104B7">
-          <v:shape id="_x0000_i1078" type="#_x0000_t75" style="width:14.4pt;height:21.6pt" o:ole="">
+          <v:shape id="_x0000_i1028" type="#_x0000_t75" style="width:14.4pt;height:21.9pt" o:ole="">
             <v:imagedata r:id="rId12" o:title=""/>
           </v:shape>
-          <o:OLEObject Type="Embed" ProgID="Equation.DSMT4" ShapeID="_x0000_i1078" DrawAspect="Content" ObjectID="_1824814591" r:id="rId13"/>
+          <o:OLEObject Type="Embed" ProgID="Equation.DSMT4" ShapeID="_x0000_i1028" DrawAspect="Content" ObjectID="_1824827111" r:id="rId13"/>
         </w:object>
       </w:r>
       <w:r>
@@ -1707,7 +2126,47 @@
           <w:szCs w:val="28"/>
           <w:lang w:val="en-US"/>
         </w:rPr>
-        <w:t>— обсяг групи,</w:t>
+        <w:t xml:space="preserve">— </w:t>
+      </w:r>
+      <w:proofErr w:type="spellStart"/>
+      <w:r>
+        <w:rPr>
+          <w:rFonts w:ascii="Times New Roman" w:hAnsi="Times New Roman" w:cs="Times New Roman"/>
+          <w:sz w:val="28"/>
+          <w:szCs w:val="28"/>
+          <w:lang w:val="en-US"/>
+        </w:rPr>
+        <w:t>обсяг</w:t>
+      </w:r>
+      <w:proofErr w:type="spellEnd"/>
+      <w:r>
+        <w:rPr>
+          <w:rFonts w:ascii="Times New Roman" w:hAnsi="Times New Roman" w:cs="Times New Roman"/>
+          <w:sz w:val="28"/>
+          <w:szCs w:val="28"/>
+          <w:lang w:val="en-US"/>
+        </w:rPr>
+        <w:t xml:space="preserve"> </w:t>
+      </w:r>
+      <w:proofErr w:type="spellStart"/>
+      <w:r>
+        <w:rPr>
+          <w:rFonts w:ascii="Times New Roman" w:hAnsi="Times New Roman" w:cs="Times New Roman"/>
+          <w:sz w:val="28"/>
+          <w:szCs w:val="28"/>
+          <w:lang w:val="en-US"/>
+        </w:rPr>
+        <w:t>групи</w:t>
+      </w:r>
+      <w:proofErr w:type="spellEnd"/>
+      <w:r>
+        <w:rPr>
+          <w:rFonts w:ascii="Times New Roman" w:hAnsi="Times New Roman" w:cs="Times New Roman"/>
+          <w:sz w:val="28"/>
+          <w:szCs w:val="28"/>
+          <w:lang w:val="en-US"/>
+        </w:rPr>
+        <w:t>,</w:t>
       </w:r>
     </w:p>
     <w:p>
@@ -1735,10 +2194,10 @@
           <w:lang w:val="en-US"/>
         </w:rPr>
         <w:object w:dxaOrig="220" w:dyaOrig="480" w14:anchorId="52456293">
-          <v:shape id="_x0000_i1080" type="#_x0000_t75" style="width:14.4pt;height:28.8pt" o:ole="">
+          <v:shape id="_x0000_i1029" type="#_x0000_t75" style="width:14.4pt;height:28.8pt" o:ole="">
             <v:imagedata r:id="rId14" o:title=""/>
           </v:shape>
-          <o:OLEObject Type="Embed" ProgID="Equation.DSMT4" ShapeID="_x0000_i1080" DrawAspect="Content" ObjectID="_1824814592" r:id="rId15"/>
+          <o:OLEObject Type="Embed" ProgID="Equation.DSMT4" ShapeID="_x0000_i1029" DrawAspect="Content" ObjectID="_1824827112" r:id="rId15"/>
         </w:object>
       </w:r>
       <w:r>
@@ -1748,7 +2207,47 @@
           <w:szCs w:val="28"/>
           <w:lang w:val="en-US"/>
         </w:rPr>
-        <w:t>— загальне середнє Y.</w:t>
+        <w:t xml:space="preserve">— </w:t>
+      </w:r>
+      <w:proofErr w:type="spellStart"/>
+      <w:r>
+        <w:rPr>
+          <w:rFonts w:ascii="Times New Roman" w:hAnsi="Times New Roman" w:cs="Times New Roman"/>
+          <w:sz w:val="28"/>
+          <w:szCs w:val="28"/>
+          <w:lang w:val="en-US"/>
+        </w:rPr>
+        <w:t>загальне</w:t>
+      </w:r>
+      <w:proofErr w:type="spellEnd"/>
+      <w:r>
+        <w:rPr>
+          <w:rFonts w:ascii="Times New Roman" w:hAnsi="Times New Roman" w:cs="Times New Roman"/>
+          <w:sz w:val="28"/>
+          <w:szCs w:val="28"/>
+          <w:lang w:val="en-US"/>
+        </w:rPr>
+        <w:t xml:space="preserve"> </w:t>
+      </w:r>
+      <w:proofErr w:type="spellStart"/>
+      <w:r>
+        <w:rPr>
+          <w:rFonts w:ascii="Times New Roman" w:hAnsi="Times New Roman" w:cs="Times New Roman"/>
+          <w:sz w:val="28"/>
+          <w:szCs w:val="28"/>
+          <w:lang w:val="en-US"/>
+        </w:rPr>
+        <w:t>середнє</w:t>
+      </w:r>
+      <w:proofErr w:type="spellEnd"/>
+      <w:r>
+        <w:rPr>
+          <w:rFonts w:ascii="Times New Roman" w:hAnsi="Times New Roman" w:cs="Times New Roman"/>
+          <w:sz w:val="28"/>
+          <w:szCs w:val="28"/>
+          <w:lang w:val="en-US"/>
+        </w:rPr>
+        <w:t xml:space="preserve"> Y.</w:t>
       </w:r>
     </w:p>
     <w:p>
@@ -1771,10 +2270,10 @@
           <w:lang w:val="en-US"/>
         </w:rPr>
         <w:object w:dxaOrig="2160" w:dyaOrig="440" w14:anchorId="69A78EFB">
-          <v:shape id="_x0000_i1085" type="#_x0000_t75" style="width:108pt;height:21.6pt" o:ole="">
+          <v:shape id="_x0000_i1030" type="#_x0000_t75" style="width:108.3pt;height:21.9pt" o:ole="">
             <v:imagedata r:id="rId16" o:title=""/>
           </v:shape>
-          <o:OLEObject Type="Embed" ProgID="Equation.DSMT4" ShapeID="_x0000_i1085" DrawAspect="Content" ObjectID="_1824814593" r:id="rId17"/>
+          <o:OLEObject Type="Embed" ProgID="Equation.DSMT4" ShapeID="_x0000_i1030" DrawAspect="Content" ObjectID="_1824827113" r:id="rId17"/>
         </w:object>
       </w:r>
     </w:p>
@@ -1789,14 +2288,85 @@
           <w:lang w:val="en-US"/>
         </w:rPr>
       </w:pPr>
-      <w:r>
-        <w:rPr>
-          <w:rFonts w:ascii="Times New Roman" w:hAnsi="Times New Roman" w:cs="Times New Roman"/>
-          <w:sz w:val="28"/>
-          <w:szCs w:val="28"/>
-          <w:lang w:val="en-US"/>
-        </w:rPr>
-        <w:t>Значущість перевіряється за F-критерієм:</w:t>
+      <w:proofErr w:type="spellStart"/>
+      <w:r>
+        <w:rPr>
+          <w:rFonts w:ascii="Times New Roman" w:hAnsi="Times New Roman" w:cs="Times New Roman"/>
+          <w:sz w:val="28"/>
+          <w:szCs w:val="28"/>
+          <w:lang w:val="en-US"/>
+        </w:rPr>
+        <w:t>Значущість</w:t>
+      </w:r>
+      <w:proofErr w:type="spellEnd"/>
+      <w:r>
+        <w:rPr>
+          <w:rFonts w:ascii="Times New Roman" w:hAnsi="Times New Roman" w:cs="Times New Roman"/>
+          <w:sz w:val="28"/>
+          <w:szCs w:val="28"/>
+          <w:lang w:val="en-US"/>
+        </w:rPr>
+        <w:t xml:space="preserve"> </w:t>
+      </w:r>
+      <w:proofErr w:type="spellStart"/>
+      <w:r>
+        <w:rPr>
+          <w:rFonts w:ascii="Times New Roman" w:hAnsi="Times New Roman" w:cs="Times New Roman"/>
+          <w:sz w:val="28"/>
+          <w:szCs w:val="28"/>
+          <w:lang w:val="en-US"/>
+        </w:rPr>
+        <w:t>перевіряється</w:t>
+      </w:r>
+      <w:proofErr w:type="spellEnd"/>
+      <w:r>
+        <w:rPr>
+          <w:rFonts w:ascii="Times New Roman" w:hAnsi="Times New Roman" w:cs="Times New Roman"/>
+          <w:sz w:val="28"/>
+          <w:szCs w:val="28"/>
+          <w:lang w:val="en-US"/>
+        </w:rPr>
+        <w:t xml:space="preserve"> </w:t>
+      </w:r>
+      <w:proofErr w:type="spellStart"/>
+      <w:r>
+        <w:rPr>
+          <w:rFonts w:ascii="Times New Roman" w:hAnsi="Times New Roman" w:cs="Times New Roman"/>
+          <w:sz w:val="28"/>
+          <w:szCs w:val="28"/>
+          <w:lang w:val="en-US"/>
+        </w:rPr>
+        <w:t>за</w:t>
+      </w:r>
+      <w:proofErr w:type="spellEnd"/>
+      <w:r>
+        <w:rPr>
+          <w:rFonts w:ascii="Times New Roman" w:hAnsi="Times New Roman" w:cs="Times New Roman"/>
+          <w:sz w:val="28"/>
+          <w:szCs w:val="28"/>
+          <w:lang w:val="en-US"/>
+        </w:rPr>
+        <w:t xml:space="preserve"> F-</w:t>
+      </w:r>
+      <w:proofErr w:type="spellStart"/>
+      <w:r>
+        <w:rPr>
+          <w:rFonts w:ascii="Times New Roman" w:hAnsi="Times New Roman" w:cs="Times New Roman"/>
+          <w:sz w:val="28"/>
+          <w:szCs w:val="28"/>
+          <w:lang w:val="en-US"/>
+        </w:rPr>
+        <w:t>критерієм</w:t>
+      </w:r>
+      <w:proofErr w:type="spellEnd"/>
+      <w:r>
+        <w:rPr>
+          <w:rFonts w:ascii="Times New Roman" w:hAnsi="Times New Roman" w:cs="Times New Roman"/>
+          <w:sz w:val="28"/>
+          <w:szCs w:val="28"/>
+          <w:lang w:val="en-US"/>
+        </w:rPr>
+        <w:t>:</w:t>
       </w:r>
     </w:p>
     <w:p>
@@ -1819,10 +2389,10 @@
           <w:lang w:val="en-US"/>
         </w:rPr>
         <w:object w:dxaOrig="4440" w:dyaOrig="700" w14:anchorId="53E66BF0">
-          <v:shape id="_x0000_i1089" type="#_x0000_t75" style="width:223.2pt;height:36pt" o:ole="">
+          <v:shape id="_x0000_i1031" type="#_x0000_t75" style="width:222.9pt;height:36.3pt" o:ole="">
             <v:imagedata r:id="rId18" o:title=""/>
           </v:shape>
-          <o:OLEObject Type="Embed" ProgID="Equation.DSMT4" ShapeID="_x0000_i1089" DrawAspect="Content" ObjectID="_1824814594" r:id="rId19"/>
+          <o:OLEObject Type="Embed" ProgID="Equation.DSMT4" ShapeID="_x0000_i1031" DrawAspect="Content" ObjectID="_1824827114" r:id="rId19"/>
         </w:object>
       </w:r>
     </w:p>
@@ -1849,14 +2419,45 @@
       <w:r>
         <w:t xml:space="preserve"> </w:t>
       </w:r>
-      <w:r>
-        <w:rPr>
-          <w:rFonts w:ascii="Times New Roman" w:hAnsi="Times New Roman" w:cs="Times New Roman"/>
-          <w:sz w:val="28"/>
-          <w:szCs w:val="28"/>
-          <w:lang w:val="en-US"/>
-        </w:rPr>
-        <w:t>Коефіцієнт Спірмена (ρ)</w:t>
+      <w:proofErr w:type="spellStart"/>
+      <w:r>
+        <w:rPr>
+          <w:rFonts w:ascii="Times New Roman" w:hAnsi="Times New Roman" w:cs="Times New Roman"/>
+          <w:sz w:val="28"/>
+          <w:szCs w:val="28"/>
+          <w:lang w:val="en-US"/>
+        </w:rPr>
+        <w:t>Коефіцієнт</w:t>
+      </w:r>
+      <w:proofErr w:type="spellEnd"/>
+      <w:r>
+        <w:rPr>
+          <w:rFonts w:ascii="Times New Roman" w:hAnsi="Times New Roman" w:cs="Times New Roman"/>
+          <w:sz w:val="28"/>
+          <w:szCs w:val="28"/>
+          <w:lang w:val="en-US"/>
+        </w:rPr>
+        <w:t xml:space="preserve"> </w:t>
+      </w:r>
+      <w:proofErr w:type="spellStart"/>
+      <w:r>
+        <w:rPr>
+          <w:rFonts w:ascii="Times New Roman" w:hAnsi="Times New Roman" w:cs="Times New Roman"/>
+          <w:sz w:val="28"/>
+          <w:szCs w:val="28"/>
+          <w:lang w:val="en-US"/>
+        </w:rPr>
+        <w:t>Спірмена</w:t>
+      </w:r>
+      <w:proofErr w:type="spellEnd"/>
+      <w:r>
+        <w:rPr>
+          <w:rFonts w:ascii="Times New Roman" w:hAnsi="Times New Roman" w:cs="Times New Roman"/>
+          <w:sz w:val="28"/>
+          <w:szCs w:val="28"/>
+          <w:lang w:val="en-US"/>
+        </w:rPr>
+        <w:t xml:space="preserve"> (ρ)</w:t>
       </w:r>
     </w:p>
     <w:p>
@@ -1868,14 +2469,45 @@
           <w:lang w:val="en-US"/>
         </w:rPr>
       </w:pPr>
-      <w:r>
-        <w:rPr>
-          <w:rFonts w:ascii="Times New Roman" w:hAnsi="Times New Roman" w:cs="Times New Roman"/>
-          <w:sz w:val="28"/>
-          <w:szCs w:val="28"/>
-          <w:lang w:val="en-US"/>
-        </w:rPr>
-        <w:t>Ранговий коефіцієнт:</w:t>
+      <w:proofErr w:type="spellStart"/>
+      <w:r>
+        <w:rPr>
+          <w:rFonts w:ascii="Times New Roman" w:hAnsi="Times New Roman" w:cs="Times New Roman"/>
+          <w:sz w:val="28"/>
+          <w:szCs w:val="28"/>
+          <w:lang w:val="en-US"/>
+        </w:rPr>
+        <w:t>Ранговий</w:t>
+      </w:r>
+      <w:proofErr w:type="spellEnd"/>
+      <w:r>
+        <w:rPr>
+          <w:rFonts w:ascii="Times New Roman" w:hAnsi="Times New Roman" w:cs="Times New Roman"/>
+          <w:sz w:val="28"/>
+          <w:szCs w:val="28"/>
+          <w:lang w:val="en-US"/>
+        </w:rPr>
+        <w:t xml:space="preserve"> </w:t>
+      </w:r>
+      <w:proofErr w:type="spellStart"/>
+      <w:r>
+        <w:rPr>
+          <w:rFonts w:ascii="Times New Roman" w:hAnsi="Times New Roman" w:cs="Times New Roman"/>
+          <w:sz w:val="28"/>
+          <w:szCs w:val="28"/>
+          <w:lang w:val="en-US"/>
+        </w:rPr>
+        <w:t>коефіцієнт</w:t>
+      </w:r>
+      <w:proofErr w:type="spellEnd"/>
+      <w:r>
+        <w:rPr>
+          <w:rFonts w:ascii="Times New Roman" w:hAnsi="Times New Roman" w:cs="Times New Roman"/>
+          <w:sz w:val="28"/>
+          <w:szCs w:val="28"/>
+          <w:lang w:val="en-US"/>
+        </w:rPr>
+        <w:t>:</w:t>
       </w:r>
     </w:p>
     <w:p>
@@ -1896,10 +2528,10 @@
           <w:lang w:val="en-US"/>
         </w:rPr>
         <w:object w:dxaOrig="1579" w:dyaOrig="700" w14:anchorId="0AB76E27">
-          <v:shape id="_x0000_i1092" type="#_x0000_t75" style="width:79.2pt;height:36pt" o:ole="">
+          <v:shape id="_x0000_i1032" type="#_x0000_t75" style="width:78.9pt;height:36.3pt" o:ole="">
             <v:imagedata r:id="rId20" o:title=""/>
           </v:shape>
-          <o:OLEObject Type="Embed" ProgID="Equation.DSMT4" ShapeID="_x0000_i1092" DrawAspect="Content" ObjectID="_1824814595" r:id="rId21"/>
+          <o:OLEObject Type="Embed" ProgID="Equation.DSMT4" ShapeID="_x0000_i1032" DrawAspect="Content" ObjectID="_1824827115" r:id="rId21"/>
         </w:object>
       </w:r>
     </w:p>
@@ -1907,12 +2539,11 @@
       <w:pPr>
         <w:pStyle w:val="MTDisplayEquation"/>
       </w:pPr>
-      <w:r>
-        <w:t>Д</w:t>
-      </w:r>
-      <w:r>
-        <w:t>е</w:t>
-      </w:r>
+      <w:proofErr w:type="spellStart"/>
+      <w:r>
+        <w:t>Де</w:t>
+      </w:r>
+      <w:proofErr w:type="spellEnd"/>
       <w:r>
         <w:rPr>
           <w:lang w:val="uk-UA"/>
@@ -1925,10 +2556,10 @@
           <w:lang w:val="uk-UA"/>
         </w:rPr>
         <w:object w:dxaOrig="2140" w:dyaOrig="360" w14:anchorId="6D79CBC0">
-          <v:shape id="_x0000_i1105" type="#_x0000_t75" style="width:108pt;height:21.6pt" o:ole="">
+          <v:shape id="_x0000_i1033" type="#_x0000_t75" style="width:107.7pt;height:21.9pt" o:ole="">
             <v:imagedata r:id="rId22" o:title=""/>
           </v:shape>
-          <o:OLEObject Type="Embed" ProgID="Equation.DSMT4" ShapeID="_x0000_i1105" DrawAspect="Content" ObjectID="_1824814596" r:id="rId23"/>
+          <o:OLEObject Type="Embed" ProgID="Equation.DSMT4" ShapeID="_x0000_i1033" DrawAspect="Content" ObjectID="_1824827116" r:id="rId23"/>
         </w:object>
       </w:r>
       <w:r>
@@ -1945,10 +2576,10 @@
           <w:position w:val="-4"/>
         </w:rPr>
         <w:object w:dxaOrig="180" w:dyaOrig="279" w14:anchorId="30CD2B18">
-          <v:shape id="_x0000_i1096" type="#_x0000_t75" style="width:7.2pt;height:14.4pt" o:ole="">
+          <v:shape id="_x0000_i1034" type="#_x0000_t75" style="width:7.5pt;height:14.4pt" o:ole="">
             <v:imagedata r:id="rId24" o:title=""/>
           </v:shape>
-          <o:OLEObject Type="Embed" ProgID="Equation.DSMT4" ShapeID="_x0000_i1096" DrawAspect="Content" ObjectID="_1824814597" r:id="rId25"/>
+          <o:OLEObject Type="Embed" ProgID="Equation.DSMT4" ShapeID="_x0000_i1034" DrawAspect="Content" ObjectID="_1824827117" r:id="rId25"/>
         </w:object>
       </w:r>
     </w:p>
@@ -1973,14 +2604,45 @@
       <w:r>
         <w:t xml:space="preserve"> </w:t>
       </w:r>
-      <w:r>
-        <w:rPr>
-          <w:rFonts w:ascii="Times New Roman" w:hAnsi="Times New Roman" w:cs="Times New Roman"/>
-          <w:sz w:val="28"/>
-          <w:szCs w:val="28"/>
-          <w:lang w:val="en-US"/>
-        </w:rPr>
-        <w:t>Коефіцієнт Кендалла (τ)</w:t>
+      <w:proofErr w:type="spellStart"/>
+      <w:r>
+        <w:rPr>
+          <w:rFonts w:ascii="Times New Roman" w:hAnsi="Times New Roman" w:cs="Times New Roman"/>
+          <w:sz w:val="28"/>
+          <w:szCs w:val="28"/>
+          <w:lang w:val="en-US"/>
+        </w:rPr>
+        <w:t>Коефіцієнт</w:t>
+      </w:r>
+      <w:proofErr w:type="spellEnd"/>
+      <w:r>
+        <w:rPr>
+          <w:rFonts w:ascii="Times New Roman" w:hAnsi="Times New Roman" w:cs="Times New Roman"/>
+          <w:sz w:val="28"/>
+          <w:szCs w:val="28"/>
+          <w:lang w:val="en-US"/>
+        </w:rPr>
+        <w:t xml:space="preserve"> </w:t>
+      </w:r>
+      <w:proofErr w:type="spellStart"/>
+      <w:r>
+        <w:rPr>
+          <w:rFonts w:ascii="Times New Roman" w:hAnsi="Times New Roman" w:cs="Times New Roman"/>
+          <w:sz w:val="28"/>
+          <w:szCs w:val="28"/>
+          <w:lang w:val="en-US"/>
+        </w:rPr>
+        <w:t>Кендалла</w:t>
+      </w:r>
+      <w:proofErr w:type="spellEnd"/>
+      <w:r>
+        <w:rPr>
+          <w:rFonts w:ascii="Times New Roman" w:hAnsi="Times New Roman" w:cs="Times New Roman"/>
+          <w:sz w:val="28"/>
+          <w:szCs w:val="28"/>
+          <w:lang w:val="en-US"/>
+        </w:rPr>
+        <w:t xml:space="preserve"> (τ)</w:t>
       </w:r>
     </w:p>
     <w:p>
@@ -2001,10 +2663,10 @@
           <w:lang w:val="en-US"/>
         </w:rPr>
         <w:object w:dxaOrig="1200" w:dyaOrig="920" w14:anchorId="6B15CAF0">
-          <v:shape id="_x0000_i1114" type="#_x0000_t75" style="width:57.6pt;height:43.2pt" o:ole="">
+          <v:shape id="_x0000_i1035" type="#_x0000_t75" style="width:57.6pt;height:43.2pt" o:ole="">
             <v:imagedata r:id="rId26" o:title=""/>
           </v:shape>
-          <o:OLEObject Type="Embed" ProgID="Equation.DSMT4" ShapeID="_x0000_i1114" DrawAspect="Content" ObjectID="_1824814598" r:id="rId27"/>
+          <o:OLEObject Type="Embed" ProgID="Equation.DSMT4" ShapeID="_x0000_i1035" DrawAspect="Content" ObjectID="_1824827118" r:id="rId27"/>
         </w:object>
       </w:r>
     </w:p>
@@ -2024,7 +2686,87 @@
           <w:szCs w:val="28"/>
           <w:lang w:val="en-US"/>
         </w:rPr>
-        <w:t>C — кількість узгоджених пар, D — неузгоджених.</w:t>
+        <w:t xml:space="preserve">C — </w:t>
+      </w:r>
+      <w:proofErr w:type="spellStart"/>
+      <w:r>
+        <w:rPr>
+          <w:rFonts w:ascii="Times New Roman" w:hAnsi="Times New Roman" w:cs="Times New Roman"/>
+          <w:sz w:val="28"/>
+          <w:szCs w:val="28"/>
+          <w:lang w:val="en-US"/>
+        </w:rPr>
+        <w:t>кількість</w:t>
+      </w:r>
+      <w:proofErr w:type="spellEnd"/>
+      <w:r>
+        <w:rPr>
+          <w:rFonts w:ascii="Times New Roman" w:hAnsi="Times New Roman" w:cs="Times New Roman"/>
+          <w:sz w:val="28"/>
+          <w:szCs w:val="28"/>
+          <w:lang w:val="en-US"/>
+        </w:rPr>
+        <w:t xml:space="preserve"> </w:t>
+      </w:r>
+      <w:proofErr w:type="spellStart"/>
+      <w:r>
+        <w:rPr>
+          <w:rFonts w:ascii="Times New Roman" w:hAnsi="Times New Roman" w:cs="Times New Roman"/>
+          <w:sz w:val="28"/>
+          <w:szCs w:val="28"/>
+          <w:lang w:val="en-US"/>
+        </w:rPr>
+        <w:t>узгоджених</w:t>
+      </w:r>
+      <w:proofErr w:type="spellEnd"/>
+      <w:r>
+        <w:rPr>
+          <w:rFonts w:ascii="Times New Roman" w:hAnsi="Times New Roman" w:cs="Times New Roman"/>
+          <w:sz w:val="28"/>
+          <w:szCs w:val="28"/>
+          <w:lang w:val="en-US"/>
+        </w:rPr>
+        <w:t xml:space="preserve"> </w:t>
+      </w:r>
+      <w:proofErr w:type="spellStart"/>
+      <w:r>
+        <w:rPr>
+          <w:rFonts w:ascii="Times New Roman" w:hAnsi="Times New Roman" w:cs="Times New Roman"/>
+          <w:sz w:val="28"/>
+          <w:szCs w:val="28"/>
+          <w:lang w:val="en-US"/>
+        </w:rPr>
+        <w:t>пар</w:t>
+      </w:r>
+      <w:proofErr w:type="spellEnd"/>
+      <w:r>
+        <w:rPr>
+          <w:rFonts w:ascii="Times New Roman" w:hAnsi="Times New Roman" w:cs="Times New Roman"/>
+          <w:sz w:val="28"/>
+          <w:szCs w:val="28"/>
+          <w:lang w:val="en-US"/>
+        </w:rPr>
+        <w:t xml:space="preserve">, D — </w:t>
+      </w:r>
+      <w:proofErr w:type="spellStart"/>
+      <w:r>
+        <w:rPr>
+          <w:rFonts w:ascii="Times New Roman" w:hAnsi="Times New Roman" w:cs="Times New Roman"/>
+          <w:sz w:val="28"/>
+          <w:szCs w:val="28"/>
+          <w:lang w:val="en-US"/>
+        </w:rPr>
+        <w:t>неузгоджених</w:t>
+      </w:r>
+      <w:proofErr w:type="spellEnd"/>
+      <w:r>
+        <w:rPr>
+          <w:rFonts w:ascii="Times New Roman" w:hAnsi="Times New Roman" w:cs="Times New Roman"/>
+          <w:sz w:val="28"/>
+          <w:szCs w:val="28"/>
+          <w:lang w:val="en-US"/>
+        </w:rPr>
+        <w:t>.</w:t>
       </w:r>
       <w:r>
         <w:rPr>
@@ -2074,14 +2816,105 @@
           <w:lang w:val="en-US"/>
         </w:rPr>
       </w:pPr>
-      <w:r>
-        <w:rPr>
-          <w:rFonts w:ascii="Times New Roman" w:hAnsi="Times New Roman" w:cs="Times New Roman"/>
-          <w:sz w:val="28"/>
-          <w:szCs w:val="28"/>
-          <w:lang w:val="en-US"/>
-        </w:rPr>
-        <w:t>Згенерувати двовимірну вибірку (X, Y) з нормального розподілу.</w:t>
+      <w:proofErr w:type="spellStart"/>
+      <w:r>
+        <w:rPr>
+          <w:rFonts w:ascii="Times New Roman" w:hAnsi="Times New Roman" w:cs="Times New Roman"/>
+          <w:sz w:val="28"/>
+          <w:szCs w:val="28"/>
+          <w:lang w:val="en-US"/>
+        </w:rPr>
+        <w:t>Згенерувати</w:t>
+      </w:r>
+      <w:proofErr w:type="spellEnd"/>
+      <w:r>
+        <w:rPr>
+          <w:rFonts w:ascii="Times New Roman" w:hAnsi="Times New Roman" w:cs="Times New Roman"/>
+          <w:sz w:val="28"/>
+          <w:szCs w:val="28"/>
+          <w:lang w:val="en-US"/>
+        </w:rPr>
+        <w:t xml:space="preserve"> </w:t>
+      </w:r>
+      <w:proofErr w:type="spellStart"/>
+      <w:r>
+        <w:rPr>
+          <w:rFonts w:ascii="Times New Roman" w:hAnsi="Times New Roman" w:cs="Times New Roman"/>
+          <w:sz w:val="28"/>
+          <w:szCs w:val="28"/>
+          <w:lang w:val="en-US"/>
+        </w:rPr>
+        <w:t>двовимірну</w:t>
+      </w:r>
+      <w:proofErr w:type="spellEnd"/>
+      <w:r>
+        <w:rPr>
+          <w:rFonts w:ascii="Times New Roman" w:hAnsi="Times New Roman" w:cs="Times New Roman"/>
+          <w:sz w:val="28"/>
+          <w:szCs w:val="28"/>
+          <w:lang w:val="en-US"/>
+        </w:rPr>
+        <w:t xml:space="preserve"> </w:t>
+      </w:r>
+      <w:proofErr w:type="spellStart"/>
+      <w:r>
+        <w:rPr>
+          <w:rFonts w:ascii="Times New Roman" w:hAnsi="Times New Roman" w:cs="Times New Roman"/>
+          <w:sz w:val="28"/>
+          <w:szCs w:val="28"/>
+          <w:lang w:val="en-US"/>
+        </w:rPr>
+        <w:t>вибірку</w:t>
+      </w:r>
+      <w:proofErr w:type="spellEnd"/>
+      <w:r>
+        <w:rPr>
+          <w:rFonts w:ascii="Times New Roman" w:hAnsi="Times New Roman" w:cs="Times New Roman"/>
+          <w:sz w:val="28"/>
+          <w:szCs w:val="28"/>
+          <w:lang w:val="en-US"/>
+        </w:rPr>
+        <w:t xml:space="preserve"> (X, Y) з </w:t>
+      </w:r>
+      <w:proofErr w:type="spellStart"/>
+      <w:r>
+        <w:rPr>
+          <w:rFonts w:ascii="Times New Roman" w:hAnsi="Times New Roman" w:cs="Times New Roman"/>
+          <w:sz w:val="28"/>
+          <w:szCs w:val="28"/>
+          <w:lang w:val="en-US"/>
+        </w:rPr>
+        <w:t>нормального</w:t>
+      </w:r>
+      <w:proofErr w:type="spellEnd"/>
+      <w:r>
+        <w:rPr>
+          <w:rFonts w:ascii="Times New Roman" w:hAnsi="Times New Roman" w:cs="Times New Roman"/>
+          <w:sz w:val="28"/>
+          <w:szCs w:val="28"/>
+          <w:lang w:val="en-US"/>
+        </w:rPr>
+        <w:t xml:space="preserve"> </w:t>
+      </w:r>
+      <w:proofErr w:type="spellStart"/>
+      <w:r>
+        <w:rPr>
+          <w:rFonts w:ascii="Times New Roman" w:hAnsi="Times New Roman" w:cs="Times New Roman"/>
+          <w:sz w:val="28"/>
+          <w:szCs w:val="28"/>
+          <w:lang w:val="en-US"/>
+        </w:rPr>
+        <w:t>розподілу</w:t>
+      </w:r>
+      <w:proofErr w:type="spellEnd"/>
+      <w:r>
+        <w:rPr>
+          <w:rFonts w:ascii="Times New Roman" w:hAnsi="Times New Roman" w:cs="Times New Roman"/>
+          <w:sz w:val="28"/>
+          <w:szCs w:val="28"/>
+          <w:lang w:val="en-US"/>
+        </w:rPr>
+        <w:t>.</w:t>
       </w:r>
     </w:p>
     <w:p>
@@ -2095,14 +2928,25 @@
           <w:lang w:val="en-US"/>
         </w:rPr>
       </w:pPr>
-      <w:r>
-        <w:rPr>
-          <w:rFonts w:ascii="Times New Roman" w:hAnsi="Times New Roman" w:cs="Times New Roman"/>
-          <w:sz w:val="28"/>
-          <w:szCs w:val="28"/>
-          <w:lang w:val="en-US"/>
-        </w:rPr>
-        <w:t>Обчислити:</w:t>
+      <w:proofErr w:type="spellStart"/>
+      <w:r>
+        <w:rPr>
+          <w:rFonts w:ascii="Times New Roman" w:hAnsi="Times New Roman" w:cs="Times New Roman"/>
+          <w:sz w:val="28"/>
+          <w:szCs w:val="28"/>
+          <w:lang w:val="en-US"/>
+        </w:rPr>
+        <w:t>Обчислити</w:t>
+      </w:r>
+      <w:proofErr w:type="spellEnd"/>
+      <w:r>
+        <w:rPr>
+          <w:rFonts w:ascii="Times New Roman" w:hAnsi="Times New Roman" w:cs="Times New Roman"/>
+          <w:sz w:val="28"/>
+          <w:szCs w:val="28"/>
+          <w:lang w:val="en-US"/>
+        </w:rPr>
+        <w:t>:</w:t>
       </w:r>
     </w:p>
     <w:p>
@@ -2130,20 +2974,91 @@
           <w:lang w:val="en-US"/>
         </w:rPr>
         <w:object w:dxaOrig="859" w:dyaOrig="320" w14:anchorId="317B5487">
-          <v:shape id="_x0000_i1122" type="#_x0000_t75" style="width:43.2pt;height:14.4pt" o:ole="">
+          <v:shape id="_x0000_i1036" type="#_x0000_t75" style="width:43.2pt;height:14.4pt" o:ole="">
             <v:imagedata r:id="rId28" o:title=""/>
           </v:shape>
-          <o:OLEObject Type="Embed" ProgID="Equation.DSMT4" ShapeID="_x0000_i1122" DrawAspect="Content" ObjectID="_1824814599" r:id="rId29"/>
+          <o:OLEObject Type="Embed" ProgID="Equation.DSMT4" ShapeID="_x0000_i1036" DrawAspect="Content" ObjectID="_1824827119" r:id="rId29"/>
         </w:object>
       </w:r>
-      <w:r>
-        <w:rPr>
-          <w:rFonts w:ascii="Times New Roman" w:hAnsi="Times New Roman" w:cs="Times New Roman"/>
-          <w:sz w:val="28"/>
-          <w:szCs w:val="28"/>
-          <w:lang w:val="en-US"/>
-        </w:rPr>
-        <w:t>та перевірити значущість (F-критерій)</w:t>
+      <w:proofErr w:type="spellStart"/>
+      <w:r>
+        <w:rPr>
+          <w:rFonts w:ascii="Times New Roman" w:hAnsi="Times New Roman" w:cs="Times New Roman"/>
+          <w:sz w:val="28"/>
+          <w:szCs w:val="28"/>
+          <w:lang w:val="en-US"/>
+        </w:rPr>
+        <w:t>та</w:t>
+      </w:r>
+      <w:proofErr w:type="spellEnd"/>
+      <w:r>
+        <w:rPr>
+          <w:rFonts w:ascii="Times New Roman" w:hAnsi="Times New Roman" w:cs="Times New Roman"/>
+          <w:sz w:val="28"/>
+          <w:szCs w:val="28"/>
+          <w:lang w:val="en-US"/>
+        </w:rPr>
+        <w:t xml:space="preserve"> </w:t>
+      </w:r>
+      <w:proofErr w:type="spellStart"/>
+      <w:r>
+        <w:rPr>
+          <w:rFonts w:ascii="Times New Roman" w:hAnsi="Times New Roman" w:cs="Times New Roman"/>
+          <w:sz w:val="28"/>
+          <w:szCs w:val="28"/>
+          <w:lang w:val="en-US"/>
+        </w:rPr>
+        <w:t>перевірити</w:t>
+      </w:r>
+      <w:proofErr w:type="spellEnd"/>
+      <w:r>
+        <w:rPr>
+          <w:rFonts w:ascii="Times New Roman" w:hAnsi="Times New Roman" w:cs="Times New Roman"/>
+          <w:sz w:val="28"/>
+          <w:szCs w:val="28"/>
+          <w:lang w:val="en-US"/>
+        </w:rPr>
+        <w:t xml:space="preserve"> </w:t>
+      </w:r>
+      <w:proofErr w:type="spellStart"/>
+      <w:r>
+        <w:rPr>
+          <w:rFonts w:ascii="Times New Roman" w:hAnsi="Times New Roman" w:cs="Times New Roman"/>
+          <w:sz w:val="28"/>
+          <w:szCs w:val="28"/>
+          <w:lang w:val="en-US"/>
+        </w:rPr>
+        <w:t>значущість</w:t>
+      </w:r>
+      <w:proofErr w:type="spellEnd"/>
+      <w:r>
+        <w:rPr>
+          <w:rFonts w:ascii="Times New Roman" w:hAnsi="Times New Roman" w:cs="Times New Roman"/>
+          <w:sz w:val="28"/>
+          <w:szCs w:val="28"/>
+          <w:lang w:val="en-US"/>
+        </w:rPr>
+        <w:t xml:space="preserve"> (F-</w:t>
+      </w:r>
+      <w:proofErr w:type="spellStart"/>
+      <w:r>
+        <w:rPr>
+          <w:rFonts w:ascii="Times New Roman" w:hAnsi="Times New Roman" w:cs="Times New Roman"/>
+          <w:sz w:val="28"/>
+          <w:szCs w:val="28"/>
+          <w:lang w:val="en-US"/>
+        </w:rPr>
+        <w:t>критерій</w:t>
+      </w:r>
+      <w:proofErr w:type="spellEnd"/>
+      <w:r>
+        <w:rPr>
+          <w:rFonts w:ascii="Times New Roman" w:hAnsi="Times New Roman" w:cs="Times New Roman"/>
+          <w:sz w:val="28"/>
+          <w:szCs w:val="28"/>
+          <w:lang w:val="en-US"/>
+        </w:rPr>
+        <w:t>)</w:t>
       </w:r>
     </w:p>
     <w:p>
@@ -2171,10 +3086,10 @@
           <w:lang w:val="en-US"/>
         </w:rPr>
         <w:object w:dxaOrig="200" w:dyaOrig="260" w14:anchorId="58E38940">
-          <v:shape id="_x0000_i1126" type="#_x0000_t75" style="width:7.2pt;height:14.4pt" o:ole="">
+          <v:shape id="_x0000_i1037" type="#_x0000_t75" style="width:7.5pt;height:14.4pt" o:ole="">
             <v:imagedata r:id="rId30" o:title=""/>
           </v:shape>
-          <o:OLEObject Type="Embed" ProgID="Equation.DSMT4" ShapeID="_x0000_i1126" DrawAspect="Content" ObjectID="_1824814600" r:id="rId31"/>
+          <o:OLEObject Type="Embed" ProgID="Equation.DSMT4" ShapeID="_x0000_i1037" DrawAspect="Content" ObjectID="_1824827120" r:id="rId31"/>
         </w:object>
       </w:r>
       <w:r>
@@ -2184,7 +3099,27 @@
           <w:szCs w:val="28"/>
           <w:lang w:val="en-US"/>
         </w:rPr>
-        <w:t xml:space="preserve"> Спірмена + p-value</w:t>
+        <w:t xml:space="preserve"> </w:t>
+      </w:r>
+      <w:proofErr w:type="spellStart"/>
+      <w:r>
+        <w:rPr>
+          <w:rFonts w:ascii="Times New Roman" w:hAnsi="Times New Roman" w:cs="Times New Roman"/>
+          <w:sz w:val="28"/>
+          <w:szCs w:val="28"/>
+          <w:lang w:val="en-US"/>
+        </w:rPr>
+        <w:t>Спірмена</w:t>
+      </w:r>
+      <w:proofErr w:type="spellEnd"/>
+      <w:r>
+        <w:rPr>
+          <w:rFonts w:ascii="Times New Roman" w:hAnsi="Times New Roman" w:cs="Times New Roman"/>
+          <w:sz w:val="28"/>
+          <w:szCs w:val="28"/>
+          <w:lang w:val="en-US"/>
+        </w:rPr>
+        <w:t xml:space="preserve"> + p-value</w:t>
       </w:r>
     </w:p>
     <w:p>
@@ -2212,20 +3147,31 @@
           <w:lang w:val="en-US"/>
         </w:rPr>
         <w:object w:dxaOrig="180" w:dyaOrig="220" w14:anchorId="5B15CD0A">
-          <v:shape id="_x0000_i1130" type="#_x0000_t75" style="width:7.2pt;height:14.4pt" o:ole="">
+          <v:shape id="_x0000_i1038" type="#_x0000_t75" style="width:7.5pt;height:14.4pt" o:ole="">
             <v:imagedata r:id="rId32" o:title=""/>
           </v:shape>
-          <o:OLEObject Type="Embed" ProgID="Equation.DSMT4" ShapeID="_x0000_i1130" DrawAspect="Content" ObjectID="_1824814601" r:id="rId33"/>
+          <o:OLEObject Type="Embed" ProgID="Equation.DSMT4" ShapeID="_x0000_i1038" DrawAspect="Content" ObjectID="_1824827121" r:id="rId33"/>
         </w:object>
       </w:r>
-      <w:r>
-        <w:rPr>
-          <w:rFonts w:ascii="Times New Roman" w:hAnsi="Times New Roman" w:cs="Times New Roman"/>
-          <w:sz w:val="28"/>
-          <w:szCs w:val="28"/>
-          <w:lang w:val="en-US"/>
-        </w:rPr>
-        <w:t>Кендалла + p-value</w:t>
+      <w:proofErr w:type="spellStart"/>
+      <w:r>
+        <w:rPr>
+          <w:rFonts w:ascii="Times New Roman" w:hAnsi="Times New Roman" w:cs="Times New Roman"/>
+          <w:sz w:val="28"/>
+          <w:szCs w:val="28"/>
+          <w:lang w:val="en-US"/>
+        </w:rPr>
+        <w:t>Кендалла</w:t>
+      </w:r>
+      <w:proofErr w:type="spellEnd"/>
+      <w:r>
+        <w:rPr>
+          <w:rFonts w:ascii="Times New Roman" w:hAnsi="Times New Roman" w:cs="Times New Roman"/>
+          <w:sz w:val="28"/>
+          <w:szCs w:val="28"/>
+          <w:lang w:val="en-US"/>
+        </w:rPr>
+        <w:t xml:space="preserve"> + p-value</w:t>
       </w:r>
     </w:p>
     <w:p>
@@ -2239,14 +3185,25 @@
           <w:lang w:val="en-US"/>
         </w:rPr>
       </w:pPr>
-      <w:r>
-        <w:rPr>
-          <w:rFonts w:ascii="Times New Roman" w:hAnsi="Times New Roman" w:cs="Times New Roman"/>
-          <w:sz w:val="28"/>
-          <w:szCs w:val="28"/>
-          <w:lang w:val="en-US"/>
-        </w:rPr>
-        <w:t>Побудувати:</w:t>
+      <w:proofErr w:type="spellStart"/>
+      <w:r>
+        <w:rPr>
+          <w:rFonts w:ascii="Times New Roman" w:hAnsi="Times New Roman" w:cs="Times New Roman"/>
+          <w:sz w:val="28"/>
+          <w:szCs w:val="28"/>
+          <w:lang w:val="en-US"/>
+        </w:rPr>
+        <w:t>Побудувати</w:t>
+      </w:r>
+      <w:proofErr w:type="spellEnd"/>
+      <w:r>
+        <w:rPr>
+          <w:rFonts w:ascii="Times New Roman" w:hAnsi="Times New Roman" w:cs="Times New Roman"/>
+          <w:sz w:val="28"/>
+          <w:szCs w:val="28"/>
+          <w:lang w:val="en-US"/>
+        </w:rPr>
+        <w:t>:</w:t>
       </w:r>
     </w:p>
     <w:p>
@@ -2265,15 +3222,37 @@
           <w:lang w:val="en-US"/>
         </w:rPr>
       </w:pPr>
-      <w:r>
-        <w:rPr>
-          <w:rFonts w:ascii="Times New Roman" w:hAnsi="Times New Roman" w:cs="Times New Roman"/>
-          <w:sz w:val="28"/>
-          <w:szCs w:val="28"/>
-          <w:lang w:val="en-US"/>
-        </w:rPr>
-        <w:t>Таблицю рангів</w:t>
-      </w:r>
+      <w:proofErr w:type="spellStart"/>
+      <w:r>
+        <w:rPr>
+          <w:rFonts w:ascii="Times New Roman" w:hAnsi="Times New Roman" w:cs="Times New Roman"/>
+          <w:sz w:val="28"/>
+          <w:szCs w:val="28"/>
+          <w:lang w:val="en-US"/>
+        </w:rPr>
+        <w:t>Таблицю</w:t>
+      </w:r>
+      <w:proofErr w:type="spellEnd"/>
+      <w:r>
+        <w:rPr>
+          <w:rFonts w:ascii="Times New Roman" w:hAnsi="Times New Roman" w:cs="Times New Roman"/>
+          <w:sz w:val="28"/>
+          <w:szCs w:val="28"/>
+          <w:lang w:val="en-US"/>
+        </w:rPr>
+        <w:t xml:space="preserve"> </w:t>
+      </w:r>
+      <w:proofErr w:type="spellStart"/>
+      <w:r>
+        <w:rPr>
+          <w:rFonts w:ascii="Times New Roman" w:hAnsi="Times New Roman" w:cs="Times New Roman"/>
+          <w:sz w:val="28"/>
+          <w:szCs w:val="28"/>
+          <w:lang w:val="en-US"/>
+        </w:rPr>
+        <w:t>рангів</w:t>
+      </w:r>
+      <w:proofErr w:type="spellEnd"/>
     </w:p>
     <w:p>
       <w:pPr>
@@ -2291,15 +3270,77 @@
           <w:lang w:val="en-US"/>
         </w:rPr>
       </w:pPr>
-      <w:r>
-        <w:rPr>
-          <w:rFonts w:ascii="Times New Roman" w:hAnsi="Times New Roman" w:cs="Times New Roman"/>
-          <w:sz w:val="28"/>
-          <w:szCs w:val="28"/>
-          <w:lang w:val="en-US"/>
-        </w:rPr>
-        <w:t>Діаграми: розсіювання, регресії, ранги</w:t>
-      </w:r>
+      <w:proofErr w:type="spellStart"/>
+      <w:r>
+        <w:rPr>
+          <w:rFonts w:ascii="Times New Roman" w:hAnsi="Times New Roman" w:cs="Times New Roman"/>
+          <w:sz w:val="28"/>
+          <w:szCs w:val="28"/>
+          <w:lang w:val="en-US"/>
+        </w:rPr>
+        <w:t>Діаграми</w:t>
+      </w:r>
+      <w:proofErr w:type="spellEnd"/>
+      <w:r>
+        <w:rPr>
+          <w:rFonts w:ascii="Times New Roman" w:hAnsi="Times New Roman" w:cs="Times New Roman"/>
+          <w:sz w:val="28"/>
+          <w:szCs w:val="28"/>
+          <w:lang w:val="en-US"/>
+        </w:rPr>
+        <w:t xml:space="preserve">: </w:t>
+      </w:r>
+      <w:proofErr w:type="spellStart"/>
+      <w:r>
+        <w:rPr>
+          <w:rFonts w:ascii="Times New Roman" w:hAnsi="Times New Roman" w:cs="Times New Roman"/>
+          <w:sz w:val="28"/>
+          <w:szCs w:val="28"/>
+          <w:lang w:val="en-US"/>
+        </w:rPr>
+        <w:t>розсіювання</w:t>
+      </w:r>
+      <w:proofErr w:type="spellEnd"/>
+      <w:r>
+        <w:rPr>
+          <w:rFonts w:ascii="Times New Roman" w:hAnsi="Times New Roman" w:cs="Times New Roman"/>
+          <w:sz w:val="28"/>
+          <w:szCs w:val="28"/>
+          <w:lang w:val="en-US"/>
+        </w:rPr>
+        <w:t xml:space="preserve">, </w:t>
+      </w:r>
+      <w:proofErr w:type="spellStart"/>
+      <w:r>
+        <w:rPr>
+          <w:rFonts w:ascii="Times New Roman" w:hAnsi="Times New Roman" w:cs="Times New Roman"/>
+          <w:sz w:val="28"/>
+          <w:szCs w:val="28"/>
+          <w:lang w:val="en-US"/>
+        </w:rPr>
+        <w:t>регресії</w:t>
+      </w:r>
+      <w:proofErr w:type="spellEnd"/>
+      <w:r>
+        <w:rPr>
+          <w:rFonts w:ascii="Times New Roman" w:hAnsi="Times New Roman" w:cs="Times New Roman"/>
+          <w:sz w:val="28"/>
+          <w:szCs w:val="28"/>
+          <w:lang w:val="en-US"/>
+        </w:rPr>
+        <w:t xml:space="preserve">, </w:t>
+      </w:r>
+      <w:proofErr w:type="spellStart"/>
+      <w:r>
+        <w:rPr>
+          <w:rFonts w:ascii="Times New Roman" w:hAnsi="Times New Roman" w:cs="Times New Roman"/>
+          <w:sz w:val="28"/>
+          <w:szCs w:val="28"/>
+          <w:lang w:val="en-US"/>
+        </w:rPr>
+        <w:t>ранги</w:t>
+      </w:r>
+      <w:proofErr w:type="spellEnd"/>
     </w:p>
     <w:p>
       <w:pPr>
@@ -2321,14 +3362,32 @@
       <w:r>
         <w:t xml:space="preserve"> </w:t>
       </w:r>
+      <w:proofErr w:type="spellStart"/>
       <w:r>
         <w:rPr>
           <w:rFonts w:cs="Times New Roman"/>
           <w:lang w:val="en-US"/>
         </w:rPr>
-        <w:t>Приклад виконання</w:t>
+        <w:t>Приклад</w:t>
+      </w:r>
+      <w:proofErr w:type="spellEnd"/>
+      <w:r>
+        <w:rPr>
+          <w:rFonts w:cs="Times New Roman"/>
+          <w:lang w:val="en-US"/>
+        </w:rPr>
+        <w:t xml:space="preserve"> </w:t>
+      </w:r>
+      <w:proofErr w:type="spellStart"/>
+      <w:r>
+        <w:rPr>
+          <w:rFonts w:cs="Times New Roman"/>
+          <w:lang w:val="en-US"/>
+        </w:rPr>
+        <w:t>виконання</w:t>
       </w:r>
       <w:bookmarkEnd w:id="4"/>
+      <w:proofErr w:type="spellEnd"/>
       <w:r>
         <w:rPr>
           <w:rFonts w:cs="Times New Roman"/>
@@ -2483,16 +3542,16 @@
           <w:szCs w:val="28"/>
         </w:rPr>
       </w:pPr>
-      <w:bookmarkStart w:id="6" w:name="_GoBack"/>
-      <w:r>
-        <w:rPr>
-          <w:rFonts w:ascii="Times New Roman" w:hAnsi="Times New Roman" w:cs="Times New Roman"/>
+      <w:r>
+        <w:rPr>
+          <w:rFonts w:ascii="Times New Roman" w:hAnsi="Times New Roman" w:cs="Times New Roman"/>
+          <w:noProof/>
           <w:sz w:val="28"/>
           <w:szCs w:val="28"/>
         </w:rPr>
         <w:drawing>
-          <wp:inline distT="0" distB="0" distL="0" distR="0" wp14:anchorId="167F4F4D" wp14:editId="2D120D13">
-            <wp:extent cx="2781688" cy="704948"/>
+          <wp:inline distT="0" distB="0" distL="0" distR="0" wp14:anchorId="167F4F4D" wp14:editId="2C7A8617">
+            <wp:extent cx="2518900" cy="704948"/>
             <wp:effectExtent l="0" t="0" r="0" b="0"/>
             <wp:docPr id="1" name="Рисунок 1"/>
             <wp:cNvGraphicFramePr>
@@ -2506,7 +3565,13 @@
                     <pic:cNvPicPr/>
                   </pic:nvPicPr>
                   <pic:blipFill>
-                    <a:blip r:embed="rId34"/>
+                    <a:blip r:embed="rId34">
+                      <a:extLst>
+                        <a:ext uri="{28A0092B-C50C-407E-A947-70E740481C1C}">
+                          <a14:useLocalDpi xmlns:a14="http://schemas.microsoft.com/office/drawing/2010/main" val="0"/>
+                        </a:ext>
+                      </a:extLst>
+                    </a:blip>
                     <a:stretch>
                       <a:fillRect/>
                     </a:stretch>
@@ -2514,7 +3579,7 @@
                   <pic:spPr>
                     <a:xfrm>
                       <a:off x="0" y="0"/>
-                      <a:ext cx="2781688" cy="704948"/>
+                      <a:ext cx="2518900" cy="704948"/>
                     </a:xfrm>
                     <a:prstGeom prst="rect">
                       <a:avLst/>
@@ -2526,139 +3591,51 @@
           </wp:inline>
         </w:drawing>
       </w:r>
-      <w:bookmarkEnd w:id="6"/>
     </w:p>
     <w:p>
       <w:pPr>
-        <w:pStyle w:val="1"/>
-        <w:spacing w:line="276" w:lineRule="auto"/>
-        <w:jc w:val="left"/>
-        <w:rPr>
-          <w:rFonts w:cs="Times New Roman"/>
-          <w:b w:val="0"/>
-          <w:bCs/>
-          <w:sz w:val="28"/>
-          <w:szCs w:val="28"/>
-        </w:rPr>
-      </w:pPr>
-      <w:r>
-        <w:rPr>
-          <w:rFonts w:cs="Times New Roman"/>
-          <w:b w:val="0"/>
-          <w:bCs/>
-          <w:sz w:val="28"/>
-          <w:szCs w:val="28"/>
-        </w:rPr>
-        <w:t>Параметри:</w:t>
-      </w:r>
-      <w:bookmarkEnd w:id="5"/>
+        <w:rPr>
+          <w:rFonts w:ascii="Times New Roman" w:hAnsi="Times New Roman" w:cs="Times New Roman"/>
+          <w:sz w:val="28"/>
+          <w:szCs w:val="28"/>
+        </w:rPr>
+      </w:pPr>
+      <w:r>
+        <w:rPr>
+          <w:rFonts w:ascii="Times New Roman" w:hAnsi="Times New Roman" w:cs="Times New Roman"/>
+          <w:sz w:val="28"/>
+          <w:szCs w:val="28"/>
+        </w:rPr>
+        <w:t>Висновок: Усі коефіцієнти статистично значущі (p &lt; 0.05). Сильна лінійна та нелінійна залежність</w:t>
+      </w:r>
+      <w:r>
+        <w:rPr>
+          <w:rFonts w:ascii="Times New Roman" w:hAnsi="Times New Roman" w:cs="Times New Roman"/>
+          <w:sz w:val="28"/>
+          <w:szCs w:val="28"/>
+        </w:rPr>
+        <w:t>.</w:t>
+      </w:r>
     </w:p>
     <w:p>
-      <w:r>
-        <w:rPr>
-          <w:position w:val="-6"/>
-        </w:rPr>
-        <w:object w:dxaOrig="780" w:dyaOrig="279" w14:anchorId="41878291">
-          <v:shape id="_x0000_i1049" type="#_x0000_t75" style="width:36pt;height:14.4pt" o:ole="">
-            <v:imagedata r:id="rId35" o:title=""/>
-          </v:shape>
-          <o:OLEObject Type="Embed" ProgID="Equation.DSMT4" ShapeID="_x0000_i1049" DrawAspect="Content" ObjectID="_1824814602" r:id="rId36"/>
-        </w:object>
+      <w:pPr>
+        <w:jc w:val="center"/>
+        <w:rPr>
+          <w:rFonts w:ascii="Times New Roman" w:hAnsi="Times New Roman" w:cs="Times New Roman"/>
+          <w:sz w:val="28"/>
+          <w:szCs w:val="28"/>
+        </w:rPr>
+      </w:pPr>
+      <w:r>
+        <w:rPr>
+          <w:rFonts w:ascii="Times New Roman" w:hAnsi="Times New Roman" w:cs="Times New Roman"/>
+          <w:sz w:val="28"/>
+          <w:szCs w:val="28"/>
+        </w:rPr>
+        <w:t>Таблиця рангів</w:t>
       </w:r>
     </w:p>
     <w:p>
-      <w:r>
-        <w:rPr>
-          <w:position w:val="-12"/>
-        </w:rPr>
-        <w:object w:dxaOrig="920" w:dyaOrig="360" w14:anchorId="2B2A7776">
-          <v:shape id="_x0000_i1050" type="#_x0000_t75" style="width:43.2pt;height:21.6pt" o:ole="">
-            <v:imagedata r:id="rId37" o:title=""/>
-          </v:shape>
-          <o:OLEObject Type="Embed" ProgID="Equation.DSMT4" ShapeID="_x0000_i1050" DrawAspect="Content" ObjectID="_1824814603" r:id="rId38"/>
-        </w:object>
-      </w:r>
-      <w:r>
-        <w:rPr>
-          <w:position w:val="-12"/>
-        </w:rPr>
-        <w:object w:dxaOrig="700" w:dyaOrig="360" w14:anchorId="0E211155">
-          <v:shape id="_x0000_i1051" type="#_x0000_t75" style="width:36pt;height:21.6pt" o:ole="">
-            <v:imagedata r:id="rId39" o:title=""/>
-          </v:shape>
-          <o:OLEObject Type="Embed" ProgID="Equation.DSMT4" ShapeID="_x0000_i1051" DrawAspect="Content" ObjectID="_1824814604" r:id="rId40"/>
-        </w:object>
-      </w:r>
-    </w:p>
-    <w:p>
-      <w:r>
-        <w:rPr>
-          <w:position w:val="-12"/>
-        </w:rPr>
-        <w:object w:dxaOrig="680" w:dyaOrig="360" w14:anchorId="6E818816">
-          <v:shape id="_x0000_i1052" type="#_x0000_t75" style="width:36pt;height:21.6pt" o:ole="">
-            <v:imagedata r:id="rId41" o:title=""/>
-          </v:shape>
-          <o:OLEObject Type="Embed" ProgID="Equation.DSMT4" ShapeID="_x0000_i1052" DrawAspect="Content" ObjectID="_1824814605" r:id="rId42"/>
-        </w:object>
-      </w:r>
-      <w:r>
-        <w:t xml:space="preserve"> </w:t>
-      </w:r>
-      <w:r>
-        <w:rPr>
-          <w:position w:val="-12"/>
-        </w:rPr>
-        <w:object w:dxaOrig="660" w:dyaOrig="360" w14:anchorId="3E34F21D">
-          <v:shape id="_x0000_i1053" type="#_x0000_t75" style="width:36pt;height:21.6pt" o:ole="">
-            <v:imagedata r:id="rId43" o:title=""/>
-          </v:shape>
-          <o:OLEObject Type="Embed" ProgID="Equation.DSMT4" ShapeID="_x0000_i1053" DrawAspect="Content" ObjectID="_1824814606" r:id="rId44"/>
-        </w:object>
-      </w:r>
-      <w:r>
-        <w:rPr>
-          <w:position w:val="-4"/>
-        </w:rPr>
-        <w:object w:dxaOrig="180" w:dyaOrig="279" w14:anchorId="7BE093AB">
-          <v:shape id="_x0000_i1054" type="#_x0000_t75" style="width:7.2pt;height:14.4pt" o:ole="">
-            <v:imagedata r:id="rId45" o:title=""/>
-          </v:shape>
-          <o:OLEObject Type="Embed" ProgID="Equation.DSMT4" ShapeID="_x0000_i1054" DrawAspect="Content" ObjectID="_1824814607" r:id="rId46"/>
-        </w:object>
-      </w:r>
-    </w:p>
-    <w:p>
-      <w:r>
-        <w:rPr>
-          <w:position w:val="-10"/>
-        </w:rPr>
-        <w:object w:dxaOrig="760" w:dyaOrig="320" w14:anchorId="3FA422C4">
-          <v:shape id="_x0000_i1055" type="#_x0000_t75" style="width:36pt;height:14.4pt" o:ole="">
-            <v:imagedata r:id="rId47" o:title=""/>
-          </v:shape>
-          <o:OLEObject Type="Embed" ProgID="Equation.DSMT4" ShapeID="_x0000_i1055" DrawAspect="Content" ObjectID="_1824814608" r:id="rId48"/>
-        </w:object>
-      </w:r>
-    </w:p>
-    <w:p>
-      <w:pPr>
-        <w:rPr>
-          <w:rFonts w:ascii="Times New Roman" w:hAnsi="Times New Roman" w:cs="Times New Roman"/>
-          <w:sz w:val="28"/>
-          <w:szCs w:val="28"/>
-        </w:rPr>
-      </w:pPr>
-      <w:r>
-        <w:rPr>
-          <w:rFonts w:ascii="Times New Roman" w:hAnsi="Times New Roman" w:cs="Times New Roman"/>
-          <w:sz w:val="28"/>
-          <w:szCs w:val="28"/>
-        </w:rPr>
-        <w:t>Результати:</w:t>
-      </w:r>
-    </w:p>
-    <w:p>
       <w:pPr>
         <w:jc w:val="center"/>
         <w:rPr>
@@ -2670,15 +3647,14 @@
       <w:r>
         <w:rPr>
           <w:rFonts w:ascii="Times New Roman" w:hAnsi="Times New Roman" w:cs="Times New Roman"/>
-          <w:noProof/>
           <w:sz w:val="28"/>
           <w:szCs w:val="28"/>
         </w:rPr>
         <w:drawing>
-          <wp:inline distT="0" distB="0" distL="0" distR="0" wp14:anchorId="0EA731DC" wp14:editId="3F306D89">
-            <wp:extent cx="2248214" cy="866896"/>
-            <wp:effectExtent l="0" t="0" r="0" b="9525"/>
-            <wp:docPr id="5" name="Рисунок 5"/>
+          <wp:inline distT="0" distB="0" distL="0" distR="0" wp14:anchorId="32913D39" wp14:editId="0DEB82F3">
+            <wp:extent cx="5731510" cy="2247900"/>
+            <wp:effectExtent l="0" t="0" r="2540" b="0"/>
+            <wp:docPr id="6" name="Рисунок 6"/>
             <wp:cNvGraphicFramePr>
               <a:graphicFrameLocks xmlns:a="http://schemas.openxmlformats.org/drawingml/2006/main" noChangeAspect="1"/>
             </wp:cNvGraphicFramePr>
@@ -2690,7 +3666,7 @@
                     <pic:cNvPicPr/>
                   </pic:nvPicPr>
                   <pic:blipFill>
-                    <a:blip r:embed="rId49"/>
+                    <a:blip r:embed="rId35"/>
                     <a:stretch>
                       <a:fillRect/>
                     </a:stretch>
@@ -2698,7 +3674,7 @@
                   <pic:spPr>
                     <a:xfrm>
                       <a:off x="0" y="0"/>
-                      <a:ext cx="2248214" cy="866896"/>
+                      <a:ext cx="5731510" cy="2247900"/>
                     </a:xfrm>
                     <a:prstGeom prst="rect">
                       <a:avLst/>
@@ -2725,64 +3701,189 @@
           <w:sz w:val="28"/>
           <w:szCs w:val="28"/>
         </w:rPr>
-        <w:t>Висновок:</w:t>
-      </w:r>
-      <w:r>
-        <w:rPr>
-          <w:rFonts w:ascii="Times New Roman" w:hAnsi="Times New Roman" w:cs="Times New Roman"/>
-          <w:sz w:val="28"/>
-          <w:szCs w:val="28"/>
-          <w:lang w:val="en-US"/>
-        </w:rPr>
-        <w:t xml:space="preserve"> </w:t>
-      </w:r>
-      <w:r>
-        <w:rPr>
-          <w:rFonts w:ascii="Times New Roman" w:hAnsi="Times New Roman" w:cs="Times New Roman"/>
-          <w:position w:val="-12"/>
-          <w:sz w:val="28"/>
-          <w:szCs w:val="28"/>
-          <w:lang w:val="en-US"/>
-        </w:rPr>
-        <w:object w:dxaOrig="2380" w:dyaOrig="360" w14:anchorId="5259E7BD">
-          <v:shape id="_x0000_i1056" type="#_x0000_t75" style="width:122.4pt;height:21.6pt" o:ole="">
-            <v:imagedata r:id="rId50" o:title=""/>
-          </v:shape>
-          <o:OLEObject Type="Embed" ProgID="Equation.DSMT4" ShapeID="_x0000_i1056" DrawAspect="Content" ObjectID="_1824814609" r:id="rId51"/>
-        </w:object>
-      </w:r>
-      <w:r>
-        <w:rPr>
-          <w:rFonts w:ascii="Times New Roman" w:hAnsi="Times New Roman" w:cs="Times New Roman"/>
-          <w:sz w:val="28"/>
-          <w:szCs w:val="28"/>
-          <w:lang w:val="en-US"/>
-        </w:rPr>
-        <w:t>відхиляється</w:t>
-      </w:r>
-      <w:r>
-        <w:rPr>
-          <w:rFonts w:ascii="Times New Roman" w:hAnsi="Times New Roman" w:cs="Times New Roman"/>
-          <w:sz w:val="28"/>
-          <w:szCs w:val="28"/>
-        </w:rPr>
-        <w:t xml:space="preserve"> </w:t>
+        <w:lastRenderedPageBreak/>
+        <w:t xml:space="preserve">Тест 2: Відсутність кореляції  </w:t>
       </w:r>
     </w:p>
     <w:p>
       <w:pPr>
+        <w:rPr>
+          <w:rFonts w:ascii="Times New Roman" w:hAnsi="Times New Roman" w:cs="Times New Roman"/>
+          <w:sz w:val="28"/>
+          <w:szCs w:val="28"/>
+        </w:rPr>
+      </w:pPr>
+      <w:r>
+        <w:rPr>
+          <w:rFonts w:ascii="Times New Roman" w:hAnsi="Times New Roman" w:cs="Times New Roman"/>
+          <w:sz w:val="28"/>
+          <w:szCs w:val="28"/>
+        </w:rPr>
+        <w:t>(ρ = 0.0, n = 100)</w:t>
+      </w:r>
+    </w:p>
+    <w:p>
+      <w:pPr>
+        <w:jc w:val="center"/>
+        <w:rPr>
+          <w:rFonts w:ascii="Times New Roman" w:hAnsi="Times New Roman" w:cs="Times New Roman"/>
+          <w:sz w:val="28"/>
+          <w:szCs w:val="28"/>
+        </w:rPr>
+      </w:pPr>
+      <w:r>
+        <w:rPr>
+          <w:rFonts w:ascii="Times New Roman" w:hAnsi="Times New Roman" w:cs="Times New Roman"/>
+          <w:sz w:val="28"/>
+          <w:szCs w:val="28"/>
+        </w:rPr>
+        <w:drawing>
+          <wp:inline distT="0" distB="0" distL="0" distR="0" wp14:anchorId="39CA13AC" wp14:editId="1861774B">
+            <wp:extent cx="2819794" cy="733527"/>
+            <wp:effectExtent l="0" t="0" r="0" b="9525"/>
+            <wp:docPr id="7" name="Рисунок 7"/>
+            <wp:cNvGraphicFramePr>
+              <a:graphicFrameLocks xmlns:a="http://schemas.openxmlformats.org/drawingml/2006/main" noChangeAspect="1"/>
+            </wp:cNvGraphicFramePr>
+            <a:graphic xmlns:a="http://schemas.openxmlformats.org/drawingml/2006/main">
+              <a:graphicData uri="http://schemas.openxmlformats.org/drawingml/2006/picture">
+                <pic:pic xmlns:pic="http://schemas.openxmlformats.org/drawingml/2006/picture">
+                  <pic:nvPicPr>
+                    <pic:cNvPr id="1" name=""/>
+                    <pic:cNvPicPr/>
+                  </pic:nvPicPr>
+                  <pic:blipFill>
+                    <a:blip r:embed="rId36"/>
+                    <a:stretch>
+                      <a:fillRect/>
+                    </a:stretch>
+                  </pic:blipFill>
+                  <pic:spPr>
+                    <a:xfrm>
+                      <a:off x="0" y="0"/>
+                      <a:ext cx="2819794" cy="733527"/>
+                    </a:xfrm>
+                    <a:prstGeom prst="rect">
+                      <a:avLst/>
+                    </a:prstGeom>
+                  </pic:spPr>
+                </pic:pic>
+              </a:graphicData>
+            </a:graphic>
+          </wp:inline>
+        </w:drawing>
+      </w:r>
+    </w:p>
+    <w:p>
+      <w:pPr>
+        <w:rPr>
+          <w:rFonts w:ascii="Times New Roman" w:hAnsi="Times New Roman" w:cs="Times New Roman"/>
+          <w:sz w:val="28"/>
+          <w:szCs w:val="28"/>
+        </w:rPr>
+      </w:pPr>
+      <w:r>
+        <w:rPr>
+          <w:rFonts w:ascii="Times New Roman" w:hAnsi="Times New Roman" w:cs="Times New Roman"/>
+          <w:sz w:val="28"/>
+          <w:szCs w:val="28"/>
+        </w:rPr>
+        <w:t>Висновок: Немає значущої залежності (всі p &gt; 0.05).</w:t>
+      </w:r>
+    </w:p>
+    <w:p>
+      <w:pPr>
+        <w:jc w:val="center"/>
+        <w:rPr>
+          <w:rFonts w:ascii="Times New Roman" w:hAnsi="Times New Roman" w:cs="Times New Roman"/>
+          <w:sz w:val="28"/>
+          <w:szCs w:val="28"/>
+        </w:rPr>
+      </w:pPr>
+      <w:r>
+        <w:rPr>
+          <w:rFonts w:ascii="Times New Roman" w:hAnsi="Times New Roman" w:cs="Times New Roman"/>
+          <w:sz w:val="28"/>
+          <w:szCs w:val="28"/>
+        </w:rPr>
+        <w:t>Таблиця рангів</w:t>
+      </w:r>
+    </w:p>
+    <w:p>
+      <w:pPr>
+        <w:jc w:val="center"/>
+        <w:rPr>
+          <w:rFonts w:ascii="Times New Roman" w:hAnsi="Times New Roman" w:cs="Times New Roman"/>
+          <w:sz w:val="28"/>
+          <w:szCs w:val="28"/>
+        </w:rPr>
+      </w:pPr>
+      <w:r>
+        <w:rPr>
+          <w:rFonts w:ascii="Times New Roman" w:hAnsi="Times New Roman" w:cs="Times New Roman"/>
+          <w:sz w:val="28"/>
+          <w:szCs w:val="28"/>
+        </w:rPr>
+        <w:drawing>
+          <wp:inline distT="0" distB="0" distL="0" distR="0" wp14:anchorId="0FA0E01A" wp14:editId="7BD0D150">
+            <wp:extent cx="5731510" cy="2177415"/>
+            <wp:effectExtent l="0" t="0" r="2540" b="0"/>
+            <wp:docPr id="8" name="Рисунок 8"/>
+            <wp:cNvGraphicFramePr>
+              <a:graphicFrameLocks xmlns:a="http://schemas.openxmlformats.org/drawingml/2006/main" noChangeAspect="1"/>
+            </wp:cNvGraphicFramePr>
+            <a:graphic xmlns:a="http://schemas.openxmlformats.org/drawingml/2006/main">
+              <a:graphicData uri="http://schemas.openxmlformats.org/drawingml/2006/picture">
+                <pic:pic xmlns:pic="http://schemas.openxmlformats.org/drawingml/2006/picture">
+                  <pic:nvPicPr>
+                    <pic:cNvPr id="1" name=""/>
+                    <pic:cNvPicPr/>
+                  </pic:nvPicPr>
+                  <pic:blipFill>
+                    <a:blip r:embed="rId37"/>
+                    <a:stretch>
+                      <a:fillRect/>
+                    </a:stretch>
+                  </pic:blipFill>
+                  <pic:spPr>
+                    <a:xfrm>
+                      <a:off x="0" y="0"/>
+                      <a:ext cx="5731510" cy="2177415"/>
+                    </a:xfrm>
+                    <a:prstGeom prst="rect">
+                      <a:avLst/>
+                    </a:prstGeom>
+                  </pic:spPr>
+                </pic:pic>
+              </a:graphicData>
+            </a:graphic>
+          </wp:inline>
+        </w:drawing>
+      </w:r>
+    </w:p>
+    <w:p>
+      <w:pPr>
+        <w:rPr>
+          <w:rFonts w:ascii="Times New Roman" w:hAnsi="Times New Roman" w:cs="Times New Roman"/>
+          <w:sz w:val="28"/>
+          <w:szCs w:val="28"/>
+        </w:rPr>
+      </w:pPr>
+    </w:p>
+    <w:p>
+      <w:pPr>
         <w:pStyle w:val="1"/>
         <w:spacing w:line="276" w:lineRule="auto"/>
         <w:rPr>
           <w:rFonts w:cs="Times New Roman"/>
         </w:rPr>
       </w:pPr>
-      <w:bookmarkStart w:id="7" w:name="_Toc214196171"/>
+      <w:bookmarkStart w:id="6" w:name="_Toc214196171"/>
+      <w:bookmarkEnd w:id="5"/>
       <w:r>
         <w:rPr>
           <w:rFonts w:cs="Times New Roman"/>
         </w:rPr>
-        <w:lastRenderedPageBreak/>
         <w:t>4</w:t>
       </w:r>
       <w:r>
@@ -2801,7 +3902,7 @@
         </w:rPr>
         <w:t>Діаграма розсіювання</w:t>
       </w:r>
-      <w:bookmarkEnd w:id="7"/>
+      <w:bookmarkEnd w:id="6"/>
     </w:p>
     <w:p>
       <w:pPr>
@@ -2821,9 +3922,9 @@
           <w:lang w:val="en-US"/>
         </w:rPr>
         <w:drawing>
-          <wp:inline distT="0" distB="0" distL="0" distR="0" wp14:anchorId="0BA4B508" wp14:editId="278618AA">
-            <wp:extent cx="5731510" cy="2410460"/>
-            <wp:effectExtent l="0" t="0" r="2540" b="8890"/>
+          <wp:inline distT="0" distB="0" distL="0" distR="0" wp14:anchorId="0BA4B508" wp14:editId="24F371F2">
+            <wp:extent cx="5603474" cy="2410460"/>
+            <wp:effectExtent l="0" t="0" r="0" b="8890"/>
             <wp:docPr id="2" name="Рисунок 2"/>
             <wp:cNvGraphicFramePr>
               <a:graphicFrameLocks xmlns:a="http://schemas.openxmlformats.org/drawingml/2006/main" noChangeAspect="1"/>
@@ -2836,7 +3937,13 @@
                     <pic:cNvPicPr/>
                   </pic:nvPicPr>
                   <pic:blipFill>
-                    <a:blip r:embed="rId52"/>
+                    <a:blip r:embed="rId38">
+                      <a:extLst>
+                        <a:ext uri="{28A0092B-C50C-407E-A947-70E740481C1C}">
+                          <a14:useLocalDpi xmlns:a14="http://schemas.microsoft.com/office/drawing/2010/main" val="0"/>
+                        </a:ext>
+                      </a:extLst>
+                    </a:blip>
                     <a:stretch>
                       <a:fillRect/>
                     </a:stretch>
@@ -2844,7 +3951,7 @@
                   <pic:spPr>
                     <a:xfrm>
                       <a:off x="0" y="0"/>
-                      <a:ext cx="5731510" cy="2410460"/>
+                      <a:ext cx="5603474" cy="2410460"/>
                     </a:xfrm>
                     <a:prstGeom prst="rect">
                       <a:avLst/>
@@ -2865,11 +3972,12 @@
           <w:rFonts w:cs="Times New Roman"/>
         </w:rPr>
       </w:pPr>
-      <w:bookmarkStart w:id="8" w:name="_Toc214196172"/>
+      <w:bookmarkStart w:id="7" w:name="_Toc214196172"/>
       <w:r>
         <w:rPr>
           <w:rFonts w:cs="Times New Roman"/>
         </w:rPr>
+        <w:lastRenderedPageBreak/>
         <w:t>5</w:t>
       </w:r>
       <w:r>
@@ -2888,7 +3996,7 @@
         </w:rPr>
         <w:t>Поле кореляції</w:t>
       </w:r>
-      <w:bookmarkEnd w:id="8"/>
+      <w:bookmarkEnd w:id="7"/>
     </w:p>
     <w:p>
       <w:pPr>
@@ -2906,9 +4014,9 @@
           <w:szCs w:val="28"/>
         </w:rPr>
         <w:drawing>
-          <wp:inline distT="0" distB="0" distL="0" distR="0" wp14:anchorId="1D2A30EB" wp14:editId="0AF53158">
-            <wp:extent cx="5731510" cy="2404110"/>
-            <wp:effectExtent l="0" t="0" r="2540" b="0"/>
+          <wp:inline distT="0" distB="0" distL="0" distR="0" wp14:anchorId="1D2A30EB" wp14:editId="5FB107BF">
+            <wp:extent cx="5690373" cy="2404110"/>
+            <wp:effectExtent l="0" t="0" r="5715" b="0"/>
             <wp:docPr id="3" name="Рисунок 3"/>
             <wp:cNvGraphicFramePr>
               <a:graphicFrameLocks xmlns:a="http://schemas.openxmlformats.org/drawingml/2006/main" noChangeAspect="1"/>
@@ -2921,7 +4029,13 @@
                     <pic:cNvPicPr/>
                   </pic:nvPicPr>
                   <pic:blipFill>
-                    <a:blip r:embed="rId53"/>
+                    <a:blip r:embed="rId39">
+                      <a:extLst>
+                        <a:ext uri="{28A0092B-C50C-407E-A947-70E740481C1C}">
+                          <a14:useLocalDpi xmlns:a14="http://schemas.microsoft.com/office/drawing/2010/main" val="0"/>
+                        </a:ext>
+                      </a:extLst>
+                    </a:blip>
                     <a:stretch>
                       <a:fillRect/>
                     </a:stretch>
@@ -2929,7 +4043,7 @@
                   <pic:spPr>
                     <a:xfrm>
                       <a:off x="0" y="0"/>
-                      <a:ext cx="5731510" cy="2404110"/>
+                      <a:ext cx="5690373" cy="2404110"/>
                     </a:xfrm>
                     <a:prstGeom prst="rect">
                       <a:avLst/>
@@ -3000,9 +4114,9 @@
           <w:lang w:val="en-US"/>
         </w:rPr>
         <w:drawing>
-          <wp:inline distT="0" distB="0" distL="0" distR="0" wp14:anchorId="07376B5E" wp14:editId="4CD1A9E5">
-            <wp:extent cx="5731510" cy="2621280"/>
-            <wp:effectExtent l="0" t="0" r="2540" b="7620"/>
+          <wp:inline distT="0" distB="0" distL="0" distR="0" wp14:anchorId="07376B5E" wp14:editId="63EA612D">
+            <wp:extent cx="5731510" cy="2492814"/>
+            <wp:effectExtent l="0" t="0" r="2540" b="3175"/>
             <wp:docPr id="4" name="Рисунок 4"/>
             <wp:cNvGraphicFramePr>
               <a:graphicFrameLocks xmlns:a="http://schemas.openxmlformats.org/drawingml/2006/main" noChangeAspect="1"/>
@@ -3015,7 +4129,13 @@
                     <pic:cNvPicPr/>
                   </pic:nvPicPr>
                   <pic:blipFill>
-                    <a:blip r:embed="rId54"/>
+                    <a:blip r:embed="rId40">
+                      <a:extLst>
+                        <a:ext uri="{28A0092B-C50C-407E-A947-70E740481C1C}">
+                          <a14:useLocalDpi xmlns:a14="http://schemas.microsoft.com/office/drawing/2010/main" val="0"/>
+                        </a:ext>
+                      </a:extLst>
+                    </a:blip>
                     <a:stretch>
                       <a:fillRect/>
                     </a:stretch>
@@ -3023,7 +4143,7 @@
                   <pic:spPr>
                     <a:xfrm>
                       <a:off x="0" y="0"/>
-                      <a:ext cx="5731510" cy="2621280"/>
+                      <a:ext cx="5731510" cy="2492814"/>
                     </a:xfrm>
                     <a:prstGeom prst="rect">
                       <a:avLst/>
@@ -3051,7 +4171,7 @@
           <w:rFonts w:cs="Times New Roman"/>
         </w:rPr>
       </w:pPr>
-      <w:bookmarkStart w:id="9" w:name="_Toc214196173"/>
+      <w:bookmarkStart w:id="8" w:name="_Toc214196173"/>
       <w:r>
         <w:rPr>
           <w:rFonts w:cs="Times New Roman"/>
@@ -3066,7 +4186,7 @@
         </w:rPr>
         <w:t>. Висновки</w:t>
       </w:r>
-      <w:bookmarkEnd w:id="9"/>
+      <w:bookmarkEnd w:id="8"/>
     </w:p>
     <w:p>
       <w:pPr>
@@ -3084,14 +4204,223 @@
           <w:lang w:val="en-US"/>
         </w:rPr>
       </w:pPr>
-      <w:r>
-        <w:rPr>
-          <w:rFonts w:ascii="Times New Roman" w:hAnsi="Times New Roman" w:cs="Times New Roman"/>
-          <w:sz w:val="28"/>
-          <w:szCs w:val="28"/>
-          <w:lang w:val="en-US"/>
-        </w:rPr>
-        <w:t>Розроблено програмний модуль для аналізу двовимірних вибірок.</w:t>
+      <w:proofErr w:type="spellStart"/>
+      <w:r>
+        <w:rPr>
+          <w:rFonts w:ascii="Times New Roman" w:hAnsi="Times New Roman" w:cs="Times New Roman"/>
+          <w:sz w:val="28"/>
+          <w:szCs w:val="28"/>
+          <w:lang w:val="en-US"/>
+        </w:rPr>
+        <w:t>Коефіцієнт</w:t>
+      </w:r>
+      <w:proofErr w:type="spellEnd"/>
+      <w:r>
+        <w:rPr>
+          <w:rFonts w:ascii="Times New Roman" w:hAnsi="Times New Roman" w:cs="Times New Roman"/>
+          <w:sz w:val="28"/>
+          <w:szCs w:val="28"/>
+          <w:lang w:val="en-US"/>
+        </w:rPr>
+        <w:t xml:space="preserve"> </w:t>
+      </w:r>
+      <w:proofErr w:type="spellStart"/>
+      <w:r>
+        <w:rPr>
+          <w:rFonts w:ascii="Times New Roman" w:hAnsi="Times New Roman" w:cs="Times New Roman"/>
+          <w:sz w:val="28"/>
+          <w:szCs w:val="28"/>
+          <w:lang w:val="en-US"/>
+        </w:rPr>
+        <w:t>кореляційного</w:t>
+      </w:r>
+      <w:proofErr w:type="spellEnd"/>
+      <w:r>
+        <w:rPr>
+          <w:rFonts w:ascii="Times New Roman" w:hAnsi="Times New Roman" w:cs="Times New Roman"/>
+          <w:sz w:val="28"/>
+          <w:szCs w:val="28"/>
+          <w:lang w:val="en-US"/>
+        </w:rPr>
+        <w:t xml:space="preserve"> </w:t>
+      </w:r>
+      <w:proofErr w:type="spellStart"/>
+      <w:r>
+        <w:rPr>
+          <w:rFonts w:ascii="Times New Roman" w:hAnsi="Times New Roman" w:cs="Times New Roman"/>
+          <w:sz w:val="28"/>
+          <w:szCs w:val="28"/>
+          <w:lang w:val="en-US"/>
+        </w:rPr>
+        <w:t>відношення</w:t>
+      </w:r>
+      <w:proofErr w:type="spellEnd"/>
+      <w:r>
+        <w:rPr>
+          <w:rFonts w:ascii="Times New Roman" w:hAnsi="Times New Roman" w:cs="Times New Roman"/>
+          <w:sz w:val="28"/>
+          <w:szCs w:val="28"/>
+          <w:lang w:val="en-US"/>
+        </w:rPr>
+        <w:t xml:space="preserve"> η(Y|X):</w:t>
+      </w:r>
+      <w:r>
+        <w:rPr>
+          <w:rFonts w:ascii="Times New Roman" w:hAnsi="Times New Roman" w:cs="Times New Roman"/>
+          <w:sz w:val="28"/>
+          <w:szCs w:val="28"/>
+          <w:lang w:val="en-US"/>
+        </w:rPr>
+        <w:br/>
+      </w:r>
+      <w:proofErr w:type="spellStart"/>
+      <w:r>
+        <w:rPr>
+          <w:rFonts w:ascii="Times New Roman" w:hAnsi="Times New Roman" w:cs="Times New Roman"/>
+          <w:sz w:val="28"/>
+          <w:szCs w:val="28"/>
+          <w:lang w:val="en-US"/>
+        </w:rPr>
+        <w:t>Добре</w:t>
+      </w:r>
+      <w:proofErr w:type="spellEnd"/>
+      <w:r>
+        <w:rPr>
+          <w:rFonts w:ascii="Times New Roman" w:hAnsi="Times New Roman" w:cs="Times New Roman"/>
+          <w:sz w:val="28"/>
+          <w:szCs w:val="28"/>
+          <w:lang w:val="en-US"/>
+        </w:rPr>
+        <w:t xml:space="preserve"> </w:t>
+      </w:r>
+      <w:proofErr w:type="spellStart"/>
+      <w:r>
+        <w:rPr>
+          <w:rFonts w:ascii="Times New Roman" w:hAnsi="Times New Roman" w:cs="Times New Roman"/>
+          <w:sz w:val="28"/>
+          <w:szCs w:val="28"/>
+          <w:lang w:val="en-US"/>
+        </w:rPr>
+        <w:t>виявляє</w:t>
+      </w:r>
+      <w:proofErr w:type="spellEnd"/>
+      <w:r>
+        <w:rPr>
+          <w:rFonts w:ascii="Times New Roman" w:hAnsi="Times New Roman" w:cs="Times New Roman"/>
+          <w:sz w:val="28"/>
+          <w:szCs w:val="28"/>
+          <w:lang w:val="en-US"/>
+        </w:rPr>
+        <w:t xml:space="preserve"> </w:t>
+      </w:r>
+      <w:proofErr w:type="spellStart"/>
+      <w:r>
+        <w:rPr>
+          <w:rFonts w:ascii="Times New Roman" w:hAnsi="Times New Roman" w:cs="Times New Roman"/>
+          <w:sz w:val="28"/>
+          <w:szCs w:val="28"/>
+          <w:lang w:val="en-US"/>
+        </w:rPr>
+        <w:t>нелінійну</w:t>
+      </w:r>
+      <w:proofErr w:type="spellEnd"/>
+      <w:r>
+        <w:rPr>
+          <w:rFonts w:ascii="Times New Roman" w:hAnsi="Times New Roman" w:cs="Times New Roman"/>
+          <w:sz w:val="28"/>
+          <w:szCs w:val="28"/>
+          <w:lang w:val="en-US"/>
+        </w:rPr>
+        <w:t xml:space="preserve"> </w:t>
+      </w:r>
+      <w:proofErr w:type="spellStart"/>
+      <w:r>
+        <w:rPr>
+          <w:rFonts w:ascii="Times New Roman" w:hAnsi="Times New Roman" w:cs="Times New Roman"/>
+          <w:sz w:val="28"/>
+          <w:szCs w:val="28"/>
+          <w:lang w:val="en-US"/>
+        </w:rPr>
+        <w:t>залежність</w:t>
+      </w:r>
+      <w:proofErr w:type="spellEnd"/>
+      <w:r>
+        <w:rPr>
+          <w:rFonts w:ascii="Times New Roman" w:hAnsi="Times New Roman" w:cs="Times New Roman"/>
+          <w:sz w:val="28"/>
+          <w:szCs w:val="28"/>
+          <w:lang w:val="en-US"/>
+        </w:rPr>
+        <w:t>.</w:t>
+      </w:r>
+      <w:r>
+        <w:rPr>
+          <w:rFonts w:ascii="Times New Roman" w:hAnsi="Times New Roman" w:cs="Times New Roman"/>
+          <w:sz w:val="28"/>
+          <w:szCs w:val="28"/>
+          <w:lang w:val="en-US"/>
+        </w:rPr>
+        <w:br/>
+      </w:r>
+      <w:proofErr w:type="spellStart"/>
+      <w:r>
+        <w:rPr>
+          <w:rFonts w:ascii="Times New Roman" w:hAnsi="Times New Roman" w:cs="Times New Roman"/>
+          <w:sz w:val="28"/>
+          <w:szCs w:val="28"/>
+          <w:lang w:val="en-US"/>
+        </w:rPr>
+        <w:t>При</w:t>
+      </w:r>
+      <w:proofErr w:type="spellEnd"/>
+      <w:r>
+        <w:rPr>
+          <w:rFonts w:ascii="Times New Roman" w:hAnsi="Times New Roman" w:cs="Times New Roman"/>
+          <w:sz w:val="28"/>
+          <w:szCs w:val="28"/>
+          <w:lang w:val="en-US"/>
+        </w:rPr>
+        <w:t xml:space="preserve"> ρ=0.8 → η≈0.81, F-</w:t>
+      </w:r>
+      <w:proofErr w:type="spellStart"/>
+      <w:r>
+        <w:rPr>
+          <w:rFonts w:ascii="Times New Roman" w:hAnsi="Times New Roman" w:cs="Times New Roman"/>
+          <w:sz w:val="28"/>
+          <w:szCs w:val="28"/>
+          <w:lang w:val="en-US"/>
+        </w:rPr>
+        <w:t>статистика</w:t>
+      </w:r>
+      <w:proofErr w:type="spellEnd"/>
+      <w:r>
+        <w:rPr>
+          <w:rFonts w:ascii="Times New Roman" w:hAnsi="Times New Roman" w:cs="Times New Roman"/>
+          <w:sz w:val="28"/>
+          <w:szCs w:val="28"/>
+          <w:lang w:val="en-US"/>
+        </w:rPr>
+        <w:t xml:space="preserve"> </w:t>
+      </w:r>
+      <w:proofErr w:type="spellStart"/>
+      <w:r>
+        <w:rPr>
+          <w:rFonts w:ascii="Times New Roman" w:hAnsi="Times New Roman" w:cs="Times New Roman"/>
+          <w:sz w:val="28"/>
+          <w:szCs w:val="28"/>
+          <w:lang w:val="en-US"/>
+        </w:rPr>
+        <w:t>значуща</w:t>
+      </w:r>
+      <w:proofErr w:type="spellEnd"/>
+      <w:r>
+        <w:rPr>
+          <w:rFonts w:ascii="Times New Roman" w:hAnsi="Times New Roman" w:cs="Times New Roman"/>
+          <w:sz w:val="28"/>
+          <w:szCs w:val="28"/>
+          <w:lang w:val="en-US"/>
+        </w:rPr>
+        <w:t>.</w:t>
       </w:r>
     </w:p>
     <w:p>
@@ -3110,15 +4439,17 @@
           <w:lang w:val="en-US"/>
         </w:rPr>
       </w:pPr>
-      <w:r>
-        <w:rPr>
-          <w:rFonts w:ascii="Times New Roman" w:hAnsi="Times New Roman" w:cs="Times New Roman"/>
-          <w:sz w:val="28"/>
-          <w:szCs w:val="28"/>
-          <w:lang w:val="en-US"/>
-        </w:rPr>
-        <w:t>Згенеровано нормальну вибірку</w:t>
-      </w:r>
+      <w:proofErr w:type="spellStart"/>
+      <w:r>
+        <w:rPr>
+          <w:rFonts w:ascii="Times New Roman" w:hAnsi="Times New Roman" w:cs="Times New Roman"/>
+          <w:sz w:val="28"/>
+          <w:szCs w:val="28"/>
+          <w:lang w:val="en-US"/>
+        </w:rPr>
+        <w:t>Коефіцієнти</w:t>
+      </w:r>
+      <w:proofErr w:type="spellEnd"/>
       <w:r>
         <w:rPr>
           <w:rFonts w:ascii="Times New Roman" w:hAnsi="Times New Roman" w:cs="Times New Roman"/>
@@ -3128,27 +4459,272 @@
         </w:rPr>
         <w:t xml:space="preserve"> </w:t>
       </w:r>
-      <w:r>
-        <w:rPr>
-          <w:rFonts w:ascii="Times New Roman" w:hAnsi="Times New Roman" w:cs="Times New Roman"/>
-          <w:sz w:val="28"/>
-          <w:szCs w:val="28"/>
-        </w:rPr>
-        <w:t xml:space="preserve">з </w:t>
-      </w:r>
-      <w:r>
-        <w:rPr>
-          <w:rFonts w:ascii="Times New Roman" w:hAnsi="Times New Roman" w:cs="Times New Roman"/>
-          <w:position w:val="-12"/>
-          <w:sz w:val="28"/>
-          <w:szCs w:val="28"/>
-        </w:rPr>
-        <w:object w:dxaOrig="3820" w:dyaOrig="360" w14:anchorId="39C7502B">
-          <v:shape id="_x0000_i1057" type="#_x0000_t75" style="width:194.4pt;height:21.6pt" o:ole="">
-            <v:imagedata r:id="rId55" o:title=""/>
-          </v:shape>
-          <o:OLEObject Type="Embed" ProgID="Equation.DSMT4" ShapeID="_x0000_i1057" DrawAspect="Content" ObjectID="_1824814610" r:id="rId56"/>
-        </w:object>
+      <w:proofErr w:type="spellStart"/>
+      <w:r>
+        <w:rPr>
+          <w:rFonts w:ascii="Times New Roman" w:hAnsi="Times New Roman" w:cs="Times New Roman"/>
+          <w:sz w:val="28"/>
+          <w:szCs w:val="28"/>
+          <w:lang w:val="en-US"/>
+        </w:rPr>
+        <w:t>Спірмена</w:t>
+      </w:r>
+      <w:proofErr w:type="spellEnd"/>
+      <w:r>
+        <w:rPr>
+          <w:rFonts w:ascii="Times New Roman" w:hAnsi="Times New Roman" w:cs="Times New Roman"/>
+          <w:sz w:val="28"/>
+          <w:szCs w:val="28"/>
+          <w:lang w:val="en-US"/>
+        </w:rPr>
+        <w:t xml:space="preserve"> </w:t>
+      </w:r>
+      <w:proofErr w:type="spellStart"/>
+      <w:r>
+        <w:rPr>
+          <w:rFonts w:ascii="Times New Roman" w:hAnsi="Times New Roman" w:cs="Times New Roman"/>
+          <w:sz w:val="28"/>
+          <w:szCs w:val="28"/>
+          <w:lang w:val="en-US"/>
+        </w:rPr>
+        <w:t>та</w:t>
+      </w:r>
+      <w:proofErr w:type="spellEnd"/>
+      <w:r>
+        <w:rPr>
+          <w:rFonts w:ascii="Times New Roman" w:hAnsi="Times New Roman" w:cs="Times New Roman"/>
+          <w:sz w:val="28"/>
+          <w:szCs w:val="28"/>
+          <w:lang w:val="en-US"/>
+        </w:rPr>
+        <w:t xml:space="preserve"> </w:t>
+      </w:r>
+      <w:proofErr w:type="spellStart"/>
+      <w:r>
+        <w:rPr>
+          <w:rFonts w:ascii="Times New Roman" w:hAnsi="Times New Roman" w:cs="Times New Roman"/>
+          <w:sz w:val="28"/>
+          <w:szCs w:val="28"/>
+          <w:lang w:val="en-US"/>
+        </w:rPr>
+        <w:t>Кендалла</w:t>
+      </w:r>
+      <w:proofErr w:type="spellEnd"/>
+      <w:r>
+        <w:rPr>
+          <w:rFonts w:ascii="Times New Roman" w:hAnsi="Times New Roman" w:cs="Times New Roman"/>
+          <w:sz w:val="28"/>
+          <w:szCs w:val="28"/>
+          <w:lang w:val="en-US"/>
+        </w:rPr>
+        <w:t>:</w:t>
+      </w:r>
+      <w:r>
+        <w:rPr>
+          <w:rFonts w:ascii="Times New Roman" w:hAnsi="Times New Roman" w:cs="Times New Roman"/>
+          <w:sz w:val="28"/>
+          <w:szCs w:val="28"/>
+          <w:lang w:val="en-US"/>
+        </w:rPr>
+        <w:br/>
+      </w:r>
+      <w:proofErr w:type="spellStart"/>
+      <w:r>
+        <w:rPr>
+          <w:rFonts w:ascii="Times New Roman" w:hAnsi="Times New Roman" w:cs="Times New Roman"/>
+          <w:sz w:val="28"/>
+          <w:szCs w:val="28"/>
+          <w:lang w:val="en-US"/>
+        </w:rPr>
+        <w:t>Не</w:t>
+      </w:r>
+      <w:proofErr w:type="spellEnd"/>
+      <w:r>
+        <w:rPr>
+          <w:rFonts w:ascii="Times New Roman" w:hAnsi="Times New Roman" w:cs="Times New Roman"/>
+          <w:sz w:val="28"/>
+          <w:szCs w:val="28"/>
+          <w:lang w:val="en-US"/>
+        </w:rPr>
+        <w:t xml:space="preserve"> </w:t>
+      </w:r>
+      <w:proofErr w:type="spellStart"/>
+      <w:r>
+        <w:rPr>
+          <w:rFonts w:ascii="Times New Roman" w:hAnsi="Times New Roman" w:cs="Times New Roman"/>
+          <w:sz w:val="28"/>
+          <w:szCs w:val="28"/>
+          <w:lang w:val="en-US"/>
+        </w:rPr>
+        <w:t>залежать</w:t>
+      </w:r>
+      <w:proofErr w:type="spellEnd"/>
+      <w:r>
+        <w:rPr>
+          <w:rFonts w:ascii="Times New Roman" w:hAnsi="Times New Roman" w:cs="Times New Roman"/>
+          <w:sz w:val="28"/>
+          <w:szCs w:val="28"/>
+          <w:lang w:val="en-US"/>
+        </w:rPr>
+        <w:t xml:space="preserve"> </w:t>
+      </w:r>
+      <w:proofErr w:type="spellStart"/>
+      <w:r>
+        <w:rPr>
+          <w:rFonts w:ascii="Times New Roman" w:hAnsi="Times New Roman" w:cs="Times New Roman"/>
+          <w:sz w:val="28"/>
+          <w:szCs w:val="28"/>
+          <w:lang w:val="en-US"/>
+        </w:rPr>
+        <w:t>від</w:t>
+      </w:r>
+      <w:proofErr w:type="spellEnd"/>
+      <w:r>
+        <w:rPr>
+          <w:rFonts w:ascii="Times New Roman" w:hAnsi="Times New Roman" w:cs="Times New Roman"/>
+          <w:sz w:val="28"/>
+          <w:szCs w:val="28"/>
+          <w:lang w:val="en-US"/>
+        </w:rPr>
+        <w:t xml:space="preserve"> </w:t>
+      </w:r>
+      <w:proofErr w:type="spellStart"/>
+      <w:r>
+        <w:rPr>
+          <w:rFonts w:ascii="Times New Roman" w:hAnsi="Times New Roman" w:cs="Times New Roman"/>
+          <w:sz w:val="28"/>
+          <w:szCs w:val="28"/>
+          <w:lang w:val="en-US"/>
+        </w:rPr>
+        <w:t>розподілу</w:t>
+      </w:r>
+      <w:proofErr w:type="spellEnd"/>
+      <w:r>
+        <w:rPr>
+          <w:rFonts w:ascii="Times New Roman" w:hAnsi="Times New Roman" w:cs="Times New Roman"/>
+          <w:sz w:val="28"/>
+          <w:szCs w:val="28"/>
+          <w:lang w:val="en-US"/>
+        </w:rPr>
+        <w:t>.</w:t>
+      </w:r>
+      <w:r>
+        <w:rPr>
+          <w:rFonts w:ascii="Times New Roman" w:hAnsi="Times New Roman" w:cs="Times New Roman"/>
+          <w:sz w:val="28"/>
+          <w:szCs w:val="28"/>
+          <w:lang w:val="en-US"/>
+        </w:rPr>
+        <w:br/>
+      </w:r>
+      <w:proofErr w:type="spellStart"/>
+      <w:r>
+        <w:rPr>
+          <w:rFonts w:ascii="Times New Roman" w:hAnsi="Times New Roman" w:cs="Times New Roman"/>
+          <w:sz w:val="28"/>
+          <w:szCs w:val="28"/>
+          <w:lang w:val="en-US"/>
+        </w:rPr>
+        <w:t>При</w:t>
+      </w:r>
+      <w:proofErr w:type="spellEnd"/>
+      <w:r>
+        <w:rPr>
+          <w:rFonts w:ascii="Times New Roman" w:hAnsi="Times New Roman" w:cs="Times New Roman"/>
+          <w:sz w:val="28"/>
+          <w:szCs w:val="28"/>
+          <w:lang w:val="en-US"/>
+        </w:rPr>
+        <w:t xml:space="preserve"> ρ=0.8: ρ≈0.79, τ≈0.60 — </w:t>
+      </w:r>
+      <w:proofErr w:type="spellStart"/>
+      <w:r>
+        <w:rPr>
+          <w:rFonts w:ascii="Times New Roman" w:hAnsi="Times New Roman" w:cs="Times New Roman"/>
+          <w:sz w:val="28"/>
+          <w:szCs w:val="28"/>
+          <w:lang w:val="en-US"/>
+        </w:rPr>
+        <w:t>значущі</w:t>
+      </w:r>
+      <w:proofErr w:type="spellEnd"/>
+      <w:r>
+        <w:rPr>
+          <w:rFonts w:ascii="Times New Roman" w:hAnsi="Times New Roman" w:cs="Times New Roman"/>
+          <w:sz w:val="28"/>
+          <w:szCs w:val="28"/>
+          <w:lang w:val="en-US"/>
+        </w:rPr>
+        <w:t>.</w:t>
+      </w:r>
+      <w:r>
+        <w:rPr>
+          <w:rFonts w:ascii="Times New Roman" w:hAnsi="Times New Roman" w:cs="Times New Roman"/>
+          <w:sz w:val="28"/>
+          <w:szCs w:val="28"/>
+          <w:lang w:val="en-US"/>
+        </w:rPr>
+        <w:br/>
+      </w:r>
+      <w:proofErr w:type="spellStart"/>
+      <w:r>
+        <w:rPr>
+          <w:rFonts w:ascii="Times New Roman" w:hAnsi="Times New Roman" w:cs="Times New Roman"/>
+          <w:sz w:val="28"/>
+          <w:szCs w:val="28"/>
+          <w:lang w:val="en-US"/>
+        </w:rPr>
+        <w:t>При</w:t>
+      </w:r>
+      <w:proofErr w:type="spellEnd"/>
+      <w:r>
+        <w:rPr>
+          <w:rFonts w:ascii="Times New Roman" w:hAnsi="Times New Roman" w:cs="Times New Roman"/>
+          <w:sz w:val="28"/>
+          <w:szCs w:val="28"/>
+          <w:lang w:val="en-US"/>
+        </w:rPr>
+        <w:t xml:space="preserve"> ρ=0: </w:t>
+      </w:r>
+      <w:proofErr w:type="spellStart"/>
+      <w:r>
+        <w:rPr>
+          <w:rFonts w:ascii="Times New Roman" w:hAnsi="Times New Roman" w:cs="Times New Roman"/>
+          <w:sz w:val="28"/>
+          <w:szCs w:val="28"/>
+          <w:lang w:val="en-US"/>
+        </w:rPr>
+        <w:t>близькі</w:t>
+      </w:r>
+      <w:proofErr w:type="spellEnd"/>
+      <w:r>
+        <w:rPr>
+          <w:rFonts w:ascii="Times New Roman" w:hAnsi="Times New Roman" w:cs="Times New Roman"/>
+          <w:sz w:val="28"/>
+          <w:szCs w:val="28"/>
+          <w:lang w:val="en-US"/>
+        </w:rPr>
+        <w:t xml:space="preserve"> </w:t>
+      </w:r>
+      <w:proofErr w:type="spellStart"/>
+      <w:r>
+        <w:rPr>
+          <w:rFonts w:ascii="Times New Roman" w:hAnsi="Times New Roman" w:cs="Times New Roman"/>
+          <w:sz w:val="28"/>
+          <w:szCs w:val="28"/>
+          <w:lang w:val="en-US"/>
+        </w:rPr>
+        <w:t>до</w:t>
+      </w:r>
+      <w:proofErr w:type="spellEnd"/>
+      <w:r>
+        <w:rPr>
+          <w:rFonts w:ascii="Times New Roman" w:hAnsi="Times New Roman" w:cs="Times New Roman"/>
+          <w:sz w:val="28"/>
+          <w:szCs w:val="28"/>
+          <w:lang w:val="en-US"/>
+        </w:rPr>
+        <w:t xml:space="preserve"> 0, p-value &gt; 0.05.</w:t>
       </w:r>
     </w:p>
     <w:p>
@@ -3167,160 +4743,180 @@
           <w:lang w:val="en-US"/>
         </w:rPr>
       </w:pPr>
-      <w:r>
-        <w:rPr>
-          <w:rFonts w:ascii="Times New Roman" w:hAnsi="Times New Roman" w:cs="Times New Roman"/>
-          <w:sz w:val="28"/>
-          <w:szCs w:val="28"/>
-          <w:lang w:val="en-US"/>
-        </w:rPr>
-        <w:t>Побудовано:</w:t>
-      </w:r>
-      <w:r>
+      <w:proofErr w:type="spellStart"/>
+      <w:r>
+        <w:rPr>
+          <w:rFonts w:ascii="Times New Roman" w:hAnsi="Times New Roman" w:cs="Times New Roman"/>
+          <w:sz w:val="28"/>
+          <w:szCs w:val="28"/>
+          <w:lang w:val="en-US"/>
+        </w:rPr>
+        <w:t>Порівняння</w:t>
+      </w:r>
+      <w:proofErr w:type="spellEnd"/>
+      <w:r>
+        <w:rPr>
+          <w:rFonts w:ascii="Times New Roman" w:hAnsi="Times New Roman" w:cs="Times New Roman"/>
+          <w:sz w:val="28"/>
+          <w:szCs w:val="28"/>
+          <w:lang w:val="en-US"/>
+        </w:rPr>
+        <w:t xml:space="preserve"> з </w:t>
+      </w:r>
+      <w:proofErr w:type="spellStart"/>
+      <w:r>
+        <w:rPr>
+          <w:rFonts w:ascii="Times New Roman" w:hAnsi="Times New Roman" w:cs="Times New Roman"/>
+          <w:sz w:val="28"/>
+          <w:szCs w:val="28"/>
+          <w:lang w:val="en-US"/>
+        </w:rPr>
+        <w:t>Пірсоном</w:t>
+      </w:r>
+      <w:proofErr w:type="spellEnd"/>
+      <w:r>
+        <w:rPr>
+          <w:rFonts w:ascii="Times New Roman" w:hAnsi="Times New Roman" w:cs="Times New Roman"/>
+          <w:sz w:val="28"/>
+          <w:szCs w:val="28"/>
+          <w:lang w:val="en-US"/>
+        </w:rPr>
+        <w:t>:</w:t>
+      </w:r>
+      <w:r>
+        <w:rPr>
+          <w:rFonts w:ascii="Times New Roman" w:hAnsi="Times New Roman" w:cs="Times New Roman"/>
+          <w:sz w:val="28"/>
+          <w:szCs w:val="28"/>
+          <w:lang w:val="en-US"/>
+        </w:rPr>
+        <w:br/>
+      </w:r>
+      <w:proofErr w:type="spellStart"/>
+      <w:r>
+        <w:rPr>
+          <w:rFonts w:ascii="Times New Roman" w:hAnsi="Times New Roman" w:cs="Times New Roman"/>
+          <w:sz w:val="28"/>
+          <w:szCs w:val="28"/>
+          <w:lang w:val="en-US"/>
+        </w:rPr>
+        <w:t>При</w:t>
+      </w:r>
+      <w:proofErr w:type="spellEnd"/>
+      <w:r>
+        <w:rPr>
+          <w:rFonts w:ascii="Times New Roman" w:hAnsi="Times New Roman" w:cs="Times New Roman"/>
+          <w:sz w:val="28"/>
+          <w:szCs w:val="28"/>
+          <w:lang w:val="en-US"/>
+        </w:rPr>
         <w:t xml:space="preserve"> </w:t>
       </w:r>
-      <w:r>
-        <w:rPr>
-          <w:rFonts w:ascii="Times New Roman" w:hAnsi="Times New Roman" w:cs="Times New Roman"/>
-          <w:sz w:val="28"/>
-          <w:szCs w:val="28"/>
-          <w:lang w:val="en-US"/>
-        </w:rPr>
-        <w:t>діаграму розсіювання</w:t>
-      </w:r>
-      <w:r>
-        <w:rPr>
-          <w:rFonts w:ascii="Times New Roman" w:hAnsi="Times New Roman" w:cs="Times New Roman"/>
-          <w:sz w:val="28"/>
-          <w:szCs w:val="28"/>
-        </w:rPr>
-        <w:t>,</w:t>
-      </w:r>
-      <w:r>
+      <w:proofErr w:type="spellStart"/>
+      <w:r>
+        <w:rPr>
+          <w:rFonts w:ascii="Times New Roman" w:hAnsi="Times New Roman" w:cs="Times New Roman"/>
+          <w:sz w:val="28"/>
+          <w:szCs w:val="28"/>
+          <w:lang w:val="en-US"/>
+        </w:rPr>
+        <w:t>нормальному</w:t>
+      </w:r>
+      <w:proofErr w:type="spellEnd"/>
+      <w:r>
+        <w:rPr>
+          <w:rFonts w:ascii="Times New Roman" w:hAnsi="Times New Roman" w:cs="Times New Roman"/>
+          <w:sz w:val="28"/>
+          <w:szCs w:val="28"/>
+          <w:lang w:val="en-US"/>
+        </w:rPr>
         <w:t xml:space="preserve"> </w:t>
       </w:r>
-      <w:r>
-        <w:rPr>
-          <w:rFonts w:ascii="Times New Roman" w:hAnsi="Times New Roman" w:cs="Times New Roman"/>
-          <w:sz w:val="28"/>
-          <w:szCs w:val="28"/>
-        </w:rPr>
-        <w:t>поле кореляції з лінією регресії</w:t>
-      </w:r>
-      <w:r>
-        <w:rPr>
-          <w:rFonts w:ascii="Times New Roman" w:hAnsi="Times New Roman" w:cs="Times New Roman"/>
-          <w:sz w:val="28"/>
-          <w:szCs w:val="28"/>
-        </w:rPr>
-        <w:t>,</w:t>
-      </w:r>
-      <w:r>
+      <w:proofErr w:type="spellStart"/>
+      <w:r>
+        <w:rPr>
+          <w:rFonts w:ascii="Times New Roman" w:hAnsi="Times New Roman" w:cs="Times New Roman"/>
+          <w:sz w:val="28"/>
+          <w:szCs w:val="28"/>
+          <w:lang w:val="en-US"/>
+        </w:rPr>
+        <w:t>розподілі</w:t>
+      </w:r>
+      <w:proofErr w:type="spellEnd"/>
+      <w:r>
+        <w:rPr>
+          <w:rFonts w:ascii="Times New Roman" w:hAnsi="Times New Roman" w:cs="Times New Roman"/>
+          <w:sz w:val="28"/>
+          <w:szCs w:val="28"/>
+          <w:lang w:val="en-US"/>
+        </w:rPr>
+        <w:t xml:space="preserve"> — </w:t>
+      </w:r>
+      <w:proofErr w:type="spellStart"/>
+      <w:r>
+        <w:rPr>
+          <w:rFonts w:ascii="Times New Roman" w:hAnsi="Times New Roman" w:cs="Times New Roman"/>
+          <w:sz w:val="28"/>
+          <w:szCs w:val="28"/>
+          <w:lang w:val="en-US"/>
+        </w:rPr>
+        <w:t>майже</w:t>
+      </w:r>
+      <w:proofErr w:type="spellEnd"/>
+      <w:r>
+        <w:rPr>
+          <w:rFonts w:ascii="Times New Roman" w:hAnsi="Times New Roman" w:cs="Times New Roman"/>
+          <w:sz w:val="28"/>
+          <w:szCs w:val="28"/>
+          <w:lang w:val="en-US"/>
+        </w:rPr>
         <w:t xml:space="preserve"> </w:t>
       </w:r>
-      <w:r>
-        <w:rPr>
-          <w:rFonts w:ascii="Times New Roman" w:hAnsi="Times New Roman" w:cs="Times New Roman"/>
-          <w:sz w:val="28"/>
-          <w:szCs w:val="28"/>
-        </w:rPr>
-        <w:t>2D гістограму.</w:t>
-      </w:r>
-    </w:p>
-    <w:p>
-      <w:pPr>
-        <w:pStyle w:val="a3"/>
-        <w:numPr>
-          <w:ilvl w:val="0"/>
-          <w:numId w:val="42"/>
-        </w:numPr>
-        <w:spacing w:line="276" w:lineRule="auto"/>
-        <w:jc w:val="both"/>
-        <w:rPr>
-          <w:rFonts w:ascii="Times New Roman" w:hAnsi="Times New Roman" w:cs="Times New Roman"/>
-          <w:sz w:val="28"/>
-          <w:szCs w:val="28"/>
-          <w:lang w:val="en-US"/>
-        </w:rPr>
-      </w:pPr>
-      <w:r>
-        <w:rPr>
-          <w:rFonts w:ascii="Times New Roman" w:hAnsi="Times New Roman" w:cs="Times New Roman"/>
-          <w:sz w:val="28"/>
-          <w:szCs w:val="28"/>
-          <w:lang w:val="en-US"/>
-        </w:rPr>
-        <w:t>Перевірено нормальність</w:t>
-      </w:r>
-      <w:r>
-        <w:rPr>
-          <w:rFonts w:ascii="Times New Roman" w:hAnsi="Times New Roman" w:cs="Times New Roman"/>
-          <w:sz w:val="28"/>
-          <w:szCs w:val="28"/>
+      <w:proofErr w:type="spellStart"/>
+      <w:r>
+        <w:rPr>
+          <w:rFonts w:ascii="Times New Roman" w:hAnsi="Times New Roman" w:cs="Times New Roman"/>
+          <w:sz w:val="28"/>
+          <w:szCs w:val="28"/>
+          <w:lang w:val="en-US"/>
+        </w:rPr>
+        <w:t>однакові</w:t>
+      </w:r>
+      <w:proofErr w:type="spellEnd"/>
+      <w:r>
+        <w:rPr>
+          <w:rFonts w:ascii="Times New Roman" w:hAnsi="Times New Roman" w:cs="Times New Roman"/>
+          <w:sz w:val="28"/>
+          <w:szCs w:val="28"/>
+          <w:lang w:val="en-US"/>
         </w:rPr>
         <w:t xml:space="preserve"> </w:t>
       </w:r>
-      <w:r>
-        <w:rPr>
-          <w:rFonts w:ascii="Times New Roman" w:hAnsi="Times New Roman" w:cs="Times New Roman"/>
-          <w:position w:val="-12"/>
-          <w:sz w:val="28"/>
-          <w:szCs w:val="28"/>
-          <w:lang w:val="en-US"/>
-        </w:rPr>
-        <w:object w:dxaOrig="2380" w:dyaOrig="360" w14:anchorId="16027E16">
-          <v:shape id="_x0000_i1058" type="#_x0000_t75" style="width:122.4pt;height:21.6pt" o:ole="">
-            <v:imagedata r:id="rId50" o:title=""/>
-          </v:shape>
-          <o:OLEObject Type="Embed" ProgID="Equation.DSMT4" ShapeID="_x0000_i1058" DrawAspect="Content" ObjectID="_1824814611" r:id="rId57"/>
-        </w:object>
-      </w:r>
-      <w:r>
-        <w:rPr>
-          <w:rFonts w:ascii="Times New Roman" w:hAnsi="Times New Roman" w:cs="Times New Roman"/>
-          <w:sz w:val="28"/>
-          <w:szCs w:val="28"/>
-        </w:rPr>
-        <w:t xml:space="preserve">гіпотеза </w:t>
-      </w:r>
-      <w:r>
-        <w:rPr>
-          <w:rFonts w:ascii="Times New Roman" w:hAnsi="Times New Roman" w:cs="Times New Roman"/>
-          <w:sz w:val="28"/>
-          <w:szCs w:val="28"/>
-          <w:lang w:val="en-US"/>
-        </w:rPr>
-        <w:t>відхиляється</w:t>
-      </w:r>
-    </w:p>
-    <w:p>
-      <w:pPr>
-        <w:pStyle w:val="a3"/>
-        <w:numPr>
-          <w:ilvl w:val="0"/>
-          <w:numId w:val="42"/>
-        </w:numPr>
-        <w:spacing w:line="276" w:lineRule="auto"/>
-        <w:jc w:val="both"/>
-        <w:rPr>
-          <w:rFonts w:ascii="Times New Roman" w:hAnsi="Times New Roman" w:cs="Times New Roman"/>
-          <w:sz w:val="28"/>
-          <w:szCs w:val="28"/>
-          <w:lang w:val="en-US"/>
-        </w:rPr>
-      </w:pPr>
-      <w:r>
-        <w:rPr>
-          <w:rFonts w:ascii="Times New Roman" w:hAnsi="Times New Roman" w:cs="Times New Roman"/>
-          <w:sz w:val="28"/>
-          <w:szCs w:val="28"/>
-          <w:lang w:val="en-US"/>
-        </w:rPr>
-        <w:t>Коефіцієнт кореляції статистично значущий.</w:t>
-      </w:r>
+      <w:proofErr w:type="spellStart"/>
+      <w:r>
+        <w:rPr>
+          <w:rFonts w:ascii="Times New Roman" w:hAnsi="Times New Roman" w:cs="Times New Roman"/>
+          <w:sz w:val="28"/>
+          <w:szCs w:val="28"/>
+          <w:lang w:val="en-US"/>
+        </w:rPr>
+        <w:t>значення</w:t>
+      </w:r>
+      <w:proofErr w:type="spellEnd"/>
+      <w:r>
+        <w:rPr>
+          <w:rFonts w:ascii="Times New Roman" w:hAnsi="Times New Roman" w:cs="Times New Roman"/>
+          <w:sz w:val="28"/>
+          <w:szCs w:val="28"/>
+          <w:lang w:val="en-US"/>
+        </w:rPr>
+        <w:t>.</w:t>
+      </w:r>
+      <w:bookmarkStart w:id="9" w:name="_GoBack"/>
+      <w:bookmarkEnd w:id="9"/>
     </w:p>
     <w:sectPr>
-      <w:footerReference w:type="default" r:id="rId58"/>
+      <w:footerReference w:type="default" r:id="rId41"/>
       <w:pgSz w:w="11906" w:h="16838"/>
       <w:pgMar w:top="1440" w:right="1440" w:bottom="1440" w:left="1440" w:header="708" w:footer="708" w:gutter="0"/>
       <w:cols w:space="708"/>
@@ -3447,7 +5043,7 @@
         <v:path o:extrusionok="f" gradientshapeok="t" o:connecttype="rect"/>
         <o:lock v:ext="edit" aspectratio="t"/>
       </v:shapetype>
-      <v:shape id="_x0000_i1065" type="#_x0000_t75" style="width:21.6pt;height:21.6pt;visibility:visible;mso-wrap-style:square" o:bullet="t">
+      <v:shape id="_x0000_i1037" type="#_x0000_t75" style="width:21.9pt;height:21.9pt;visibility:visible;mso-wrap-style:square" o:bullet="t">
         <v:imagedata r:id="rId1" o:title=""/>
       </v:shape>
     </w:pict>
@@ -10052,7 +11648,7 @@
 </file>
 
 <file path=customXml/itemProps1.xml><?xml version="1.0" encoding="utf-8"?>
-<ds:datastoreItem xmlns:ds="http://schemas.openxmlformats.org/officeDocument/2006/customXml" ds:itemID="{D11B09EE-D4C9-4D85-B2C0-A62999DE510B}">
+<ds:datastoreItem xmlns:ds="http://schemas.openxmlformats.org/officeDocument/2006/customXml" ds:itemID="{AAAB1880-C9C9-4750-9E7A-5836ED827817}">
   <ds:schemaRefs>
     <ds:schemaRef ds:uri="http://schemas.openxmlformats.org/officeDocument/2006/bibliography"/>
   </ds:schemaRefs>
